--- a/docs/Taegyeom_모델링_프로젝트_보고서.docx
+++ b/docs/Taegyeom_모델링_프로젝트_보고서.docx
@@ -9951,7 +9951,7 @@
           <w:color w:val="000000"/>
           <w:sz w:val="24"/>
         </w:rPr>
-        <w:t xml:space="preserve"> 클래스 가중치 — 최종 모델(Soft Voting)은 샘플러 없이 클래스 가중치를 사용: ExtraTrees class_weight='balanced', GBM 균형 sample_weight(α=1), Random Forest는 가중치 없음. 샘플러(SMOTENC 균등화/없음)와 가중치를 튜닝 탐색 공간에 함께 넣어 CV로 고른 결과임(이전 후보 LightGBM은 SMOTENC 균등화 + class_weight='balanced').</w:t>
+        <w:t xml:space="preserve"> 클래스 가중치 — 최종 모델(Soft Voting)은 샘플러 없이 클래스 가중치를 사용: ExtraTrees class_weight='balanced', GBM 균형 sample_weight(α=1), Random Forest는 가중치 없음. 샘플러(SMOTENC 균등화/없음)와 가중치를 튜닝 탐색 공간에 함께 넣어 CV로 고른 결과임(튜닝·파생변수 단계의 LightGBM은 SMOTENC 균등화 + class_weight='balanced').</w:t>
       </w:r>
     </w:p>
     <w:p>
@@ -11161,7 +11161,7 @@
           <w:color w:val="000000"/>
           <w:sz w:val="24"/>
         </w:rPr>
-        <w:t xml:space="preserve"> 클래스 분포 막대그래프, 유형별 주요 변수 박스플롯(아래 그림), 상관행렬·강종 구성비·Mutual Information은 Taegyeom_eda_preprocessing.ipynb 참고</w:t>
+        <w:t xml:space="preserve"> 클래스 분포 막대그래프, 유형별 주요 변수 박스플롯(아래 그림), 상관행렬·강종 구성비·Mutual Information은 Taegyeom_01_eda_preprocessing.ipynb 참고</w:t>
       </w:r>
     </w:p>
     <w:p>
@@ -12041,7 +12041,7 @@
           <w:color w:val="000000"/>
           <w:sz w:val="24"/>
         </w:rPr>
-        <w:t xml:space="preserve"> LightGBM + SMOTENC 균등화 + 파생변수 36개 (이전 최종 후보)</w:t>
+        <w:t xml:space="preserve"> GradientBoostingClassifier (GBM) + 클래스 가중치 — 최종 앙상블 구성원</w:t>
       </w:r>
     </w:p>
     <w:p>
@@ -12095,7 +12095,7 @@
           <w:color w:val="000000"/>
           <w:sz w:val="24"/>
         </w:rPr>
-        <w:t xml:space="preserve"> Baseline 상위권(5-fold 0.804)이고 SMOTENC 균등화 효과가 가장 컸으며(+0.022), 학습이 빨라 튜닝 반복에 유리. 원본 26개 튜닝 → 파생변수 36개 재튜닝 순으로 최종 후보였던 단일 모델</w:t>
+        <w:t xml:space="preserve"> 팀 공통 필수 Boosting 모델. sklearn GBM은 class_weight 인자가 없어 학습 시 sample_weight로 균형 가중치를 전달하는 래퍼(BalancedWeightClassifier)를 설계해 다른 모델과 같은 조건으로 비교. 36개 피처 재튜닝 후 단일 모델 중 반복 CV가 가장 높아 최종 앙상블의 중심 구성원이 됨</w:t>
       </w:r>
     </w:p>
     <w:p>
@@ -12151,7 +12151,7 @@
           <w:color w:val="000000"/>
           <w:sz w:val="24"/>
         </w:rPr>
-        <w:t xml:space="preserve"> SMOTENC(IR=1, k=5) + class_weight='balanced', n_estimators=715, learning_rate=0.052, max_depth=4, num_leaves=30, min_child_samples=32, subsample=0.96, colsample_bytree=0.42, reg_lambda=0.013</w:t>
+        <w:t xml:space="preserve"> 클래스 가중치 α=1(균형), n_estimators=240, learning_rate=0.088, max_depth=4, subsample=0.91, max_features=0.5, min_samples_leaf=5, 샘플러 없음</w:t>
       </w:r>
     </w:p>
     <w:p>
@@ -12265,7 +12265,7 @@
           <w:color w:val="000000"/>
           <w:sz w:val="24"/>
         </w:rPr>
-        <w:t xml:space="preserve"> 반복 CV(5×3) 평균: 원본 26개 튜닝 0.8260 → 파생변수 36개 재튜닝 0.8295(+0.0035). Train Macro F1 1.0으로 과적합 경향. Test Macro F1 0.825(26개) / 0.823(36개). 이후 36개 피처 기반 앙상블이 반복 CV에서 앞서 최종 모델이 교체됨</w:t>
+        <w:t xml:space="preserve"> Baseline 5-fold 0.796 ± 0.010(fold 간 편차 최소) → 클래스 가중치 α=1 0.810(5-fold) → 원본 26개 튜닝 반복 CV 0.8207 → 파생변수 36개 재튜닝 반복 CV 0.8355(단일 모델 중 최고). 이후 ExtraTrees·RF와 Soft Voting으로 결합</w:t>
       </w:r>
     </w:p>
     <w:p>
@@ -12572,7 +12572,7 @@
           <w:color w:val="000000"/>
           <w:sz w:val="24"/>
         </w:rPr>
-        <w:t xml:space="preserve"> 반복 CV(5×3) 평균 0.8395 ± 0.024 — 단일 GBM 0.8355, ExtraTrees 0.8144, RF 0.8113보다 높고, 이전 후보(LightGBM 36개, 0.8295) 대비 +0.010(15 fold 중 11개 개선, 0.83 이상 fold 10/15). Stacking(로지스틱 회귀 메타 모델)과는 같은 5-fold 기준으로 비교해 Soft Voting 0.843 &gt; Stacking 최고 0.833. Test Macro F1 0.828</w:t>
+        <w:t xml:space="preserve"> 반복 CV(5×3) 평균 0.8395 ± 0.024 — 단일 GBM 0.8355, ExtraTrees 0.8144, RF 0.8113보다 높고, 파생변수 단계 최고 LightGBM(36개, 0.8295) 대비 +0.010(15 fold 중 11개 개선, 0.83 이상 fold 10/15). Stacking(로지스틱 회귀 메타 모델)과는 같은 5-fold 기준으로 비교해 Soft Voting 0.843 &gt; Stacking 최고 0.833. Test Macro F1 0.828</w:t>
       </w:r>
     </w:p>
     <w:p>
@@ -12870,7 +12870,7 @@
           <w:color w:val="000000"/>
           <w:sz w:val="24"/>
         </w:rPr>
-        <w:t xml:space="preserve"> 모든 모델이 같은 Train/Test 분할, 같은 CV fold, 같은 지표(Macro F1)를 사용. 전처리·샘플링·가중치는 Pipeline으로 fold 내부에서만 적용. 샘플러·가중치 방식만 모델 특성에 맞게(class_weight vs sample_weight) 달리 적용. 단, 최종 후보가 CV 근거로 두 번 변경되어(원본 26개 LightGBM → 36개 LightGBM → 36개 Soft Voting) Test 평가는 후보별 1회씩 총 3회 수행됨. 변경 판단은 반복 CV 평균과 fold 과반 개선 기준으로만 했고 Test 결과는 사용하지 않음</w:t>
+        <w:t xml:space="preserve"> 모든 모델이 같은 Train/Test 분할, 같은 CV fold, 같은 지표(Macro F1)를 사용. 전처리·샘플링·가중치는 Pipeline으로 fold 내부에서만 적용. 샘플러·가중치 방식만 모델 특성에 맞게(class_weight vs sample_weight) 달리 적용. 단, 단계별 최고 모델(원본 26개 LightGBM → 36개 LightGBM → 36개 Soft Voting)을 그 시점마다 Test로 1회씩 평가해 Test는 총 3회 사용됨. 모델 갱신 판단은 반복 CV 평균과 fold 과반 개선 기준으로만 했고 Test 결과는 사용하지 않음</w:t>
       </w:r>
     </w:p>
     <w:p>
@@ -13475,7 +13475,7 @@
                 <w:color w:val="000000"/>
                 <w:sz w:val="18"/>
               </w:rPr>
-              <w:t>0.2초</w:t>
+              <w:t>0.1초</w:t>
             </w:r>
           </w:p>
         </w:tc>
@@ -13797,7 +13797,7 @@
                 <w:color w:val="000000"/>
                 <w:sz w:val="18"/>
               </w:rPr>
-              <w:t>0.7초</w:t>
+              <w:t>0.5초</w:t>
             </w:r>
           </w:p>
         </w:tc>
@@ -13958,7 +13958,7 @@
                 <w:color w:val="000000"/>
                 <w:sz w:val="18"/>
               </w:rPr>
-              <w:t>5.9초</w:t>
+              <w:t>5.1초</w:t>
             </w:r>
           </w:p>
         </w:tc>
@@ -14280,7 +14280,7 @@
                 <w:color w:val="000000"/>
                 <w:sz w:val="18"/>
               </w:rPr>
-              <w:t>1.2초</w:t>
+              <w:t>1.1초</w:t>
             </w:r>
           </w:p>
         </w:tc>
@@ -14341,7 +14341,7 @@
                 <w:color w:val="000000"/>
                 <w:sz w:val="18"/>
               </w:rPr>
-              <w:t>GBM (튜닝)</w:t>
+              <w:t>LightGBM (튜닝, 원본 26개)</w:t>
             </w:r>
           </w:p>
         </w:tc>
@@ -14366,7 +14366,7 @@
                 <w:color w:val="000000"/>
                 <w:sz w:val="18"/>
               </w:rPr>
-              <w:t>α=1, 134 trees, lr 0.069, depth 4</w:t>
+              <w:t>26개, SMOTENC, 764 trees, lr 0.016, depth 10</w:t>
             </w:r>
           </w:p>
         </w:tc>
@@ -14391,7 +14391,7 @@
                 <w:color w:val="000000"/>
                 <w:sz w:val="18"/>
               </w:rPr>
-              <w:t>0.8207 (반복)</w:t>
+              <w:t>0.8260 (반복)</w:t>
             </w:r>
           </w:p>
         </w:tc>
@@ -14416,7 +14416,7 @@
                 <w:color w:val="000000"/>
                 <w:sz w:val="18"/>
               </w:rPr>
-              <w:t>0.8062</w:t>
+              <w:t>0.8252</w:t>
             </w:r>
           </w:p>
         </w:tc>
@@ -14441,7 +14441,7 @@
                 <w:color w:val="000000"/>
                 <w:sz w:val="18"/>
               </w:rPr>
-              <w:t>9.8초</w:t>
+              <w:t>6.7초</w:t>
             </w:r>
           </w:p>
         </w:tc>
@@ -14466,7 +14466,7 @@
                 <w:color w:val="000000"/>
                 <w:sz w:val="18"/>
               </w:rPr>
-              <w:t>튜닝 효과 최대</w:t>
+              <w:t>불균형 처리·튜닝 단계 최고</w:t>
             </w:r>
           </w:p>
         </w:tc>
@@ -14502,7 +14502,7 @@
                 <w:color w:val="000000"/>
                 <w:sz w:val="18"/>
               </w:rPr>
-              <w:t>XGBoost (튜닝)</w:t>
+              <w:t>LightGBM (파생변수 36개, 재튜닝)</w:t>
             </w:r>
           </w:p>
         </w:tc>
@@ -14527,7 +14527,7 @@
                 <w:color w:val="000000"/>
                 <w:sz w:val="18"/>
               </w:rPr>
-              <w:t>α=1, 177 trees, lr 0.123, depth 4</w:t>
+              <w:t>36개, SMOTENC+balanced, 715 trees, depth 4</w:t>
             </w:r>
           </w:p>
         </w:tc>
@@ -14552,7 +14552,7 @@
                 <w:color w:val="000000"/>
                 <w:sz w:val="18"/>
               </w:rPr>
-              <w:t>0.8211 (반복)</w:t>
+              <w:t>0.8295 (반복)</w:t>
             </w:r>
           </w:p>
         </w:tc>
@@ -14577,7 +14577,7 @@
                 <w:color w:val="000000"/>
                 <w:sz w:val="18"/>
               </w:rPr>
-              <w:t>0.8108</w:t>
+              <w:t>0.8226</w:t>
             </w:r>
           </w:p>
         </w:tc>
@@ -14602,7 +14602,7 @@
                 <w:color w:val="000000"/>
                 <w:sz w:val="18"/>
               </w:rPr>
-              <w:t>1.4초</w:t>
+              <w:t>2.7초</w:t>
             </w:r>
           </w:p>
         </w:tc>
@@ -14627,7 +14627,7 @@
                 <w:color w:val="000000"/>
                 <w:sz w:val="18"/>
               </w:rPr>
-              <w:t>샘플러 없음 선택</w:t>
+              <w:t>파생변수 단계 최고</w:t>
             </w:r>
           </w:p>
         </w:tc>
@@ -14663,7 +14663,7 @@
                 <w:color w:val="000000"/>
                 <w:sz w:val="18"/>
               </w:rPr>
-              <w:t>LightGBM (튜닝, 원본 26개)</w:t>
+              <w:t>Soft Voting (ExtraTrees+RF+GBM, 36개, 최종)</w:t>
             </w:r>
           </w:p>
         </w:tc>
@@ -14688,7 +14688,7 @@
                 <w:color w:val="000000"/>
                 <w:sz w:val="18"/>
               </w:rPr>
-              <w:t>SMOTENC, 764 trees, lr 0.016, depth 10</w:t>
+              <w:t>36개, ET(balanced)+RF+GBM(α=1) 확률 평균</w:t>
             </w:r>
           </w:p>
         </w:tc>
@@ -14713,7 +14713,7 @@
                 <w:color w:val="000000"/>
                 <w:sz w:val="18"/>
               </w:rPr>
-              <w:t>0.8260 (반복)</w:t>
+              <w:t>0.8395 (반복)</w:t>
             </w:r>
           </w:p>
         </w:tc>
@@ -14738,7 +14738,7 @@
                 <w:color w:val="000000"/>
                 <w:sz w:val="18"/>
               </w:rPr>
-              <w:t>0.8252</w:t>
+              <w:t>0.8279</w:t>
             </w:r>
           </w:p>
         </w:tc>
@@ -14763,490 +14763,7 @@
                 <w:color w:val="000000"/>
                 <w:sz w:val="18"/>
               </w:rPr>
-              <w:t>9.5초</w:t>
-            </w:r>
-          </w:p>
-        </w:tc>
-        <w:tc>
-          <w:tcPr>
-            <w:tcW w:w="1626" w:type="dxa"/>
-            <w:tcMar>
-              <w:top w:w="120" w:type="dxa"/>
-              <w:left w:w="120" w:type="dxa"/>
-              <w:bottom w:w="120" w:type="dxa"/>
-              <w:right w:w="120" w:type="dxa"/>
-            </w:tcMar>
-          </w:tcPr>
-          <w:p>
-            <w:pPr>
-              <w:spacing w:after="240" w:line="336" w:lineRule="auto"/>
-            </w:pPr>
-            <w:r>
-              <w:rPr>
-                <w:rFonts w:ascii="Canva Sans" w:hAnsi="Canva Sans" w:eastAsia="맑은 고딕"/>
-                <w:b w:val="0"/>
-                <w:color w:val="000000"/>
-                <w:sz w:val="18"/>
-              </w:rPr>
-              <w:t>최초 최종 후보</w:t>
-            </w:r>
-          </w:p>
-        </w:tc>
-      </w:tr>
-      <w:tr>
-        <w:tblPrEx>
-          <w:tblCellMar>
-            <w:top w:w="0" w:type="dxa"/>
-            <w:bottom w:w="0" w:type="dxa"/>
-          </w:tblCellMar>
-        </w:tblPrEx>
-        <w:trPr>
-          <w:cantSplit/>
-        </w:trPr>
-        <w:tc>
-          <w:tcPr>
-            <w:tcW w:w="1900" w:type="dxa"/>
-            <w:tcMar>
-              <w:top w:w="120" w:type="dxa"/>
-              <w:left w:w="120" w:type="dxa"/>
-              <w:bottom w:w="120" w:type="dxa"/>
-              <w:right w:w="120" w:type="dxa"/>
-            </w:tcMar>
-          </w:tcPr>
-          <w:p>
-            <w:pPr>
-              <w:spacing w:after="240" w:line="336" w:lineRule="auto"/>
-            </w:pPr>
-            <w:r>
-              <w:rPr>
-                <w:rFonts w:ascii="Canva Sans" w:hAnsi="Canva Sans" w:eastAsia="맑은 고딕"/>
-                <w:b w:val="0"/>
-                <w:color w:val="000000"/>
-                <w:sz w:val="18"/>
-              </w:rPr>
-              <w:t>Soft Voting (LGBM+XGB+GBM, 26개)</w:t>
-            </w:r>
-          </w:p>
-        </w:tc>
-        <w:tc>
-          <w:tcPr>
-            <w:tcW w:w="2300" w:type="dxa"/>
-            <w:tcMar>
-              <w:top w:w="120" w:type="dxa"/>
-              <w:left w:w="120" w:type="dxa"/>
-              <w:bottom w:w="120" w:type="dxa"/>
-              <w:right w:w="120" w:type="dxa"/>
-            </w:tcMar>
-          </w:tcPr>
-          <w:p>
-            <w:pPr>
-              <w:spacing w:after="240" w:line="336" w:lineRule="auto"/>
-            </w:pPr>
-            <w:r>
-              <w:rPr>
-                <w:rFonts w:ascii="Canva Sans" w:hAnsi="Canva Sans" w:eastAsia="맑은 고딕"/>
-                <w:b w:val="0"/>
-                <w:color w:val="000000"/>
-                <w:sz w:val="18"/>
-              </w:rPr>
-              <w:t>튜닝 LGBM+XGB+GBM 확률 평균</w:t>
-            </w:r>
-          </w:p>
-        </w:tc>
-        <w:tc>
-          <w:tcPr>
-            <w:tcW w:w="1300" w:type="dxa"/>
-            <w:tcMar>
-              <w:top w:w="120" w:type="dxa"/>
-              <w:left w:w="120" w:type="dxa"/>
-              <w:bottom w:w="120" w:type="dxa"/>
-              <w:right w:w="120" w:type="dxa"/>
-            </w:tcMar>
-          </w:tcPr>
-          <w:p>
-            <w:pPr>
-              <w:spacing w:after="240" w:line="336" w:lineRule="auto"/>
-            </w:pPr>
-            <w:r>
-              <w:rPr>
-                <w:rFonts w:ascii="Canva Sans" w:hAnsi="Canva Sans" w:eastAsia="맑은 고딕"/>
-                <w:b w:val="0"/>
-                <w:color w:val="000000"/>
-                <w:sz w:val="18"/>
-              </w:rPr>
-              <w:t>0.8265 (반복)</w:t>
-            </w:r>
-          </w:p>
-        </w:tc>
-        <w:tc>
-          <w:tcPr>
-            <w:tcW w:w="1000" w:type="dxa"/>
-            <w:tcMar>
-              <w:top w:w="120" w:type="dxa"/>
-              <w:left w:w="120" w:type="dxa"/>
-              <w:bottom w:w="120" w:type="dxa"/>
-              <w:right w:w="120" w:type="dxa"/>
-            </w:tcMar>
-          </w:tcPr>
-          <w:p>
-            <w:pPr>
-              <w:spacing w:after="240" w:line="336" w:lineRule="auto"/>
-            </w:pPr>
-            <w:r>
-              <w:rPr>
-                <w:rFonts w:ascii="Canva Sans" w:hAnsi="Canva Sans" w:eastAsia="맑은 고딕"/>
-                <w:b w:val="0"/>
-                <w:color w:val="000000"/>
-                <w:sz w:val="18"/>
-              </w:rPr>
-              <w:t>0.8207</w:t>
-            </w:r>
-          </w:p>
-        </w:tc>
-        <w:tc>
-          <w:tcPr>
-            <w:tcW w:w="900" w:type="dxa"/>
-            <w:tcMar>
-              <w:top w:w="120" w:type="dxa"/>
-              <w:left w:w="120" w:type="dxa"/>
-              <w:bottom w:w="120" w:type="dxa"/>
-              <w:right w:w="120" w:type="dxa"/>
-            </w:tcMar>
-          </w:tcPr>
-          <w:p>
-            <w:pPr>
-              <w:spacing w:after="240" w:line="336" w:lineRule="auto"/>
-            </w:pPr>
-            <w:r>
-              <w:rPr>
-                <w:rFonts w:ascii="Canva Sans" w:hAnsi="Canva Sans" w:eastAsia="맑은 고딕"/>
-                <w:b w:val="0"/>
-                <w:color w:val="000000"/>
-                <w:sz w:val="18"/>
-              </w:rPr>
-              <w:t>18.2초</w:t>
-            </w:r>
-          </w:p>
-        </w:tc>
-        <w:tc>
-          <w:tcPr>
-            <w:tcW w:w="1626" w:type="dxa"/>
-            <w:tcMar>
-              <w:top w:w="120" w:type="dxa"/>
-              <w:left w:w="120" w:type="dxa"/>
-              <w:bottom w:w="120" w:type="dxa"/>
-              <w:right w:w="120" w:type="dxa"/>
-            </w:tcMar>
-          </w:tcPr>
-          <w:p>
-            <w:pPr>
-              <w:spacing w:after="240" w:line="336" w:lineRule="auto"/>
-            </w:pPr>
-            <w:r>
-              <w:rPr>
-                <w:rFonts w:ascii="Canva Sans" w:hAnsi="Canva Sans" w:eastAsia="맑은 고딕"/>
-                <w:b w:val="0"/>
-                <w:color w:val="000000"/>
-                <w:sz w:val="18"/>
-              </w:rPr>
-              <w:t>대안 후보</w:t>
-            </w:r>
-          </w:p>
-        </w:tc>
-      </w:tr>
-      <w:tr>
-        <w:tblPrEx>
-          <w:tblCellMar>
-            <w:top w:w="0" w:type="dxa"/>
-            <w:bottom w:w="0" w:type="dxa"/>
-          </w:tblCellMar>
-        </w:tblPrEx>
-        <w:trPr>
-          <w:cantSplit/>
-        </w:trPr>
-        <w:tc>
-          <w:tcPr>
-            <w:tcW w:w="1900" w:type="dxa"/>
-            <w:tcMar>
-              <w:top w:w="120" w:type="dxa"/>
-              <w:left w:w="120" w:type="dxa"/>
-              <w:bottom w:w="120" w:type="dxa"/>
-              <w:right w:w="120" w:type="dxa"/>
-            </w:tcMar>
-          </w:tcPr>
-          <w:p>
-            <w:pPr>
-              <w:spacing w:after="240" w:line="336" w:lineRule="auto"/>
-            </w:pPr>
-            <w:r>
-              <w:rPr>
-                <w:rFonts w:ascii="Canva Sans" w:hAnsi="Canva Sans" w:eastAsia="맑은 고딕"/>
-                <w:b w:val="0"/>
-                <w:color w:val="000000"/>
-                <w:sz w:val="18"/>
-              </w:rPr>
-              <w:t>LightGBM (36개, 이전 후보)</w:t>
-            </w:r>
-          </w:p>
-        </w:tc>
-        <w:tc>
-          <w:tcPr>
-            <w:tcW w:w="2300" w:type="dxa"/>
-            <w:tcMar>
-              <w:top w:w="120" w:type="dxa"/>
-              <w:left w:w="120" w:type="dxa"/>
-              <w:bottom w:w="120" w:type="dxa"/>
-              <w:right w:w="120" w:type="dxa"/>
-            </w:tcMar>
-          </w:tcPr>
-          <w:p>
-            <w:pPr>
-              <w:spacing w:after="240" w:line="336" w:lineRule="auto"/>
-            </w:pPr>
-            <w:r>
-              <w:rPr>
-                <w:rFonts w:ascii="Canva Sans" w:hAnsi="Canva Sans" w:eastAsia="맑은 고딕"/>
-                <w:b w:val="0"/>
-                <w:color w:val="000000"/>
-                <w:sz w:val="18"/>
-              </w:rPr>
-              <w:t>36개, SMOTENC+balanced, 715 trees, depth 4</w:t>
-            </w:r>
-          </w:p>
-        </w:tc>
-        <w:tc>
-          <w:tcPr>
-            <w:tcW w:w="1300" w:type="dxa"/>
-            <w:tcMar>
-              <w:top w:w="120" w:type="dxa"/>
-              <w:left w:w="120" w:type="dxa"/>
-              <w:bottom w:w="120" w:type="dxa"/>
-              <w:right w:w="120" w:type="dxa"/>
-            </w:tcMar>
-          </w:tcPr>
-          <w:p>
-            <w:pPr>
-              <w:spacing w:after="240" w:line="336" w:lineRule="auto"/>
-            </w:pPr>
-            <w:r>
-              <w:rPr>
-                <w:rFonts w:ascii="Canva Sans" w:hAnsi="Canva Sans" w:eastAsia="맑은 고딕"/>
-                <w:b w:val="0"/>
-                <w:color w:val="000000"/>
-                <w:sz w:val="18"/>
-              </w:rPr>
-              <w:t>0.8295 (반복)</w:t>
-            </w:r>
-          </w:p>
-        </w:tc>
-        <w:tc>
-          <w:tcPr>
-            <w:tcW w:w="1000" w:type="dxa"/>
-            <w:tcMar>
-              <w:top w:w="120" w:type="dxa"/>
-              <w:left w:w="120" w:type="dxa"/>
-              <w:bottom w:w="120" w:type="dxa"/>
-              <w:right w:w="120" w:type="dxa"/>
-            </w:tcMar>
-          </w:tcPr>
-          <w:p>
-            <w:pPr>
-              <w:spacing w:after="240" w:line="336" w:lineRule="auto"/>
-            </w:pPr>
-            <w:r>
-              <w:rPr>
-                <w:rFonts w:ascii="Canva Sans" w:hAnsi="Canva Sans" w:eastAsia="맑은 고딕"/>
-                <w:b w:val="0"/>
-                <w:color w:val="000000"/>
-                <w:sz w:val="18"/>
-              </w:rPr>
-              <w:t>0.8226</w:t>
-            </w:r>
-          </w:p>
-        </w:tc>
-        <w:tc>
-          <w:tcPr>
-            <w:tcW w:w="900" w:type="dxa"/>
-            <w:tcMar>
-              <w:top w:w="120" w:type="dxa"/>
-              <w:left w:w="120" w:type="dxa"/>
-              <w:bottom w:w="120" w:type="dxa"/>
-              <w:right w:w="120" w:type="dxa"/>
-            </w:tcMar>
-          </w:tcPr>
-          <w:p>
-            <w:pPr>
-              <w:spacing w:after="240" w:line="336" w:lineRule="auto"/>
-            </w:pPr>
-            <w:r>
-              <w:rPr>
-                <w:rFonts w:ascii="Canva Sans" w:hAnsi="Canva Sans" w:eastAsia="맑은 고딕"/>
-                <w:b w:val="0"/>
-                <w:color w:val="000000"/>
-                <w:sz w:val="18"/>
-              </w:rPr>
-              <w:t>3.1초</w:t>
-            </w:r>
-          </w:p>
-        </w:tc>
-        <w:tc>
-          <w:tcPr>
-            <w:tcW w:w="1626" w:type="dxa"/>
-            <w:tcMar>
-              <w:top w:w="120" w:type="dxa"/>
-              <w:left w:w="120" w:type="dxa"/>
-              <w:bottom w:w="120" w:type="dxa"/>
-              <w:right w:w="120" w:type="dxa"/>
-            </w:tcMar>
-          </w:tcPr>
-          <w:p>
-            <w:pPr>
-              <w:spacing w:after="240" w:line="336" w:lineRule="auto"/>
-            </w:pPr>
-            <w:r>
-              <w:rPr>
-                <w:rFonts w:ascii="Canva Sans" w:hAnsi="Canva Sans" w:eastAsia="맑은 고딕"/>
-                <w:b w:val="0"/>
-                <w:color w:val="000000"/>
-                <w:sz w:val="18"/>
-              </w:rPr>
-              <w:t>두 번째 최종 후보</w:t>
-            </w:r>
-          </w:p>
-        </w:tc>
-      </w:tr>
-      <w:tr>
-        <w:tblPrEx>
-          <w:tblCellMar>
-            <w:top w:w="0" w:type="dxa"/>
-            <w:bottom w:w="0" w:type="dxa"/>
-          </w:tblCellMar>
-        </w:tblPrEx>
-        <w:trPr>
-          <w:cantSplit/>
-        </w:trPr>
-        <w:tc>
-          <w:tcPr>
-            <w:tcW w:w="1900" w:type="dxa"/>
-            <w:tcMar>
-              <w:top w:w="120" w:type="dxa"/>
-              <w:left w:w="120" w:type="dxa"/>
-              <w:bottom w:w="120" w:type="dxa"/>
-              <w:right w:w="120" w:type="dxa"/>
-            </w:tcMar>
-          </w:tcPr>
-          <w:p>
-            <w:pPr>
-              <w:spacing w:after="240" w:line="336" w:lineRule="auto"/>
-            </w:pPr>
-            <w:r>
-              <w:rPr>
-                <w:rFonts w:ascii="Canva Sans" w:hAnsi="Canva Sans" w:eastAsia="맑은 고딕"/>
-                <w:b w:val="0"/>
-                <w:color w:val="000000"/>
-                <w:sz w:val="18"/>
-              </w:rPr>
-              <w:t>Soft Voting (ExtraTrees+RF+GBM, 36개, 최종)</w:t>
-            </w:r>
-          </w:p>
-        </w:tc>
-        <w:tc>
-          <w:tcPr>
-            <w:tcW w:w="2300" w:type="dxa"/>
-            <w:tcMar>
-              <w:top w:w="120" w:type="dxa"/>
-              <w:left w:w="120" w:type="dxa"/>
-              <w:bottom w:w="120" w:type="dxa"/>
-              <w:right w:w="120" w:type="dxa"/>
-            </w:tcMar>
-          </w:tcPr>
-          <w:p>
-            <w:pPr>
-              <w:spacing w:after="240" w:line="336" w:lineRule="auto"/>
-            </w:pPr>
-            <w:r>
-              <w:rPr>
-                <w:rFonts w:ascii="Canva Sans" w:hAnsi="Canva Sans" w:eastAsia="맑은 고딕"/>
-                <w:b w:val="0"/>
-                <w:color w:val="000000"/>
-                <w:sz w:val="18"/>
-              </w:rPr>
-              <w:t>36개, ET(balanced)+RF+GBM(α=1) 확률 평균</w:t>
-            </w:r>
-          </w:p>
-        </w:tc>
-        <w:tc>
-          <w:tcPr>
-            <w:tcW w:w="1300" w:type="dxa"/>
-            <w:tcMar>
-              <w:top w:w="120" w:type="dxa"/>
-              <w:left w:w="120" w:type="dxa"/>
-              <w:bottom w:w="120" w:type="dxa"/>
-              <w:right w:w="120" w:type="dxa"/>
-            </w:tcMar>
-          </w:tcPr>
-          <w:p>
-            <w:pPr>
-              <w:spacing w:after="240" w:line="336" w:lineRule="auto"/>
-            </w:pPr>
-            <w:r>
-              <w:rPr>
-                <w:rFonts w:ascii="Canva Sans" w:hAnsi="Canva Sans" w:eastAsia="맑은 고딕"/>
-                <w:b w:val="0"/>
-                <w:color w:val="000000"/>
-                <w:sz w:val="18"/>
-              </w:rPr>
-              <w:t>0.8395 (반복)</w:t>
-            </w:r>
-          </w:p>
-        </w:tc>
-        <w:tc>
-          <w:tcPr>
-            <w:tcW w:w="1000" w:type="dxa"/>
-            <w:tcMar>
-              <w:top w:w="120" w:type="dxa"/>
-              <w:left w:w="120" w:type="dxa"/>
-              <w:bottom w:w="120" w:type="dxa"/>
-              <w:right w:w="120" w:type="dxa"/>
-            </w:tcMar>
-          </w:tcPr>
-          <w:p>
-            <w:pPr>
-              <w:spacing w:after="240" w:line="336" w:lineRule="auto"/>
-            </w:pPr>
-            <w:r>
-              <w:rPr>
-                <w:rFonts w:ascii="Canva Sans" w:hAnsi="Canva Sans" w:eastAsia="맑은 고딕"/>
-                <w:b w:val="0"/>
-                <w:color w:val="000000"/>
-                <w:sz w:val="18"/>
-              </w:rPr>
-              <w:t>0.8279</w:t>
-            </w:r>
-          </w:p>
-        </w:tc>
-        <w:tc>
-          <w:tcPr>
-            <w:tcW w:w="900" w:type="dxa"/>
-            <w:tcMar>
-              <w:top w:w="120" w:type="dxa"/>
-              <w:left w:w="120" w:type="dxa"/>
-              <w:bottom w:w="120" w:type="dxa"/>
-              <w:right w:w="120" w:type="dxa"/>
-            </w:tcMar>
-          </w:tcPr>
-          <w:p>
-            <w:pPr>
-              <w:spacing w:after="240" w:line="336" w:lineRule="auto"/>
-            </w:pPr>
-            <w:r>
-              <w:rPr>
-                <w:rFonts w:ascii="Canva Sans" w:hAnsi="Canva Sans" w:eastAsia="맑은 고딕"/>
-                <w:b w:val="0"/>
-                <w:color w:val="000000"/>
-                <w:sz w:val="18"/>
-              </w:rPr>
-              <w:t>18.4초</w:t>
+              <w:t>17.2초</w:t>
             </w:r>
           </w:p>
         </w:tc>
@@ -15344,7 +14861,7 @@
           <w:color w:val="000000"/>
           <w:sz w:val="24"/>
         </w:rPr>
-        <w:t xml:space="preserve"> 검증 지표 = Train CV Macro F1 — 반복 층화 CV(5×3) 평균을 계산한 모델은 그 값(표기 '반복'), Baseline은 5-fold 평균(표기 '5-fold'). 모델 간 비교 판단은 반복 CV 평균 기준. 테스트 지표 = Test Macro F1. 학습 시간은 Train 전체 1회 학습(2코어). 보조로 Accuracy·Macro Precision/Recall·Weighted F1·Macro ROC-AUC를 notebooks/Taegyeom_final_evaluation.ipynb에 수록</w:t>
+        <w:t xml:space="preserve"> 검증 지표 = Train CV Macro F1 — 반복 층화 CV(5×3) 평균을 계산한 모델은 그 값(표기 '반복'), Baseline은 5-fold 평균(표기 '5-fold'). 모델 간 비교 판단은 반복 CV 평균 기준. 테스트 지표 = Test Macro F1. 학습 시간은 Train 전체 1회 학습(2코어). 보조로 Accuracy·Macro Precision/Recall·Weighted F1·Macro ROC-AUC를 notebooks/Taegyeom_07_final_evaluation.ipynb에 수록</w:t>
       </w:r>
     </w:p>
     <w:p>
@@ -15587,7 +15104,7 @@
           <w:color w:val="000000"/>
           <w:sz w:val="24"/>
         </w:rPr>
-        <w:t xml:space="preserve"> 성능: 반복 CV(5×3) 평균 0.8395로 후보 중 최고이며, 반복 CV 평균 기준으로 목표 0.83을 넘은 유일한 모델. 이전 후보 LightGBM(36개, 0.8295) 대비 +0.010, 15 fold 중 11개에서 더 높고 0.83 이상 fold도 10/15(이전 8/15).</w:t>
+        <w:t xml:space="preserve"> 성능: 반복 CV(5×3) 평균 0.8395로 후보 중 최고이며, 반복 CV 평균 기준으로 목표 0.83을 넘은 유일한 모델. 파생변수 단계 최고 LightGBM(36개, 0.8295) 대비 +0.010, 15 fold 중 11개에서 더 높고 0.83 이상 fold도 10/15(이전 8/15).</w:t>
       </w:r>
     </w:p>
     <w:p>
@@ -15763,7 +15280,7 @@
           <w:color w:val="000000"/>
           <w:sz w:val="24"/>
         </w:rPr>
-        <w:t xml:space="preserve">  오분류 76건 중 Bumps ↔ Other_Faults 35건(46%), Other_Faults ↔ Pastry 21건. 소수 유형 놓침 18건(이전 후보 14건), 오경보 11건(이전 12건) — 샘플러 없이 가중치만 쓰는 구성이라 소수 유형을 덜 공격적으로 예측함.</w:t>
+        <w:t xml:space="preserve">  오분류 76건 중 Bumps ↔ Other_Faults 35건(46%), Other_Faults ↔ Pastry 21건. 소수 유형 놓침 18건(파생변수 단계 LightGBM 14건), 오경보 11건(12건) — 샘플러 없이 가중치만 쓰는 구성이라 소수 유형을 덜 공격적으로 예측함.</w:t>
       </w:r>
     </w:p>
     <w:p>
@@ -18215,7 +17732,7 @@
           <w:color w:val="000000"/>
           <w:sz w:val="24"/>
         </w:rPr>
-        <w:t xml:space="preserve">  Pastry가 가장 약한 유형(Test F1 0.531)이고 최종 모델에서 소수 유형 놓침이 18건으로 이전 후보(14건)보다 많음 — Pastry 전용 형상 변수 설계, 소수 유형 확률 보정(임계값 조정)을 중첩 CV로 검증 후 적용 검토.</w:t>
+        <w:t xml:space="preserve">  Pastry가 가장 약한 유형(Test F1 0.531)이고 최종 모델에서 소수 유형 놓침이 18건으로 파생변수 단계 LightGBM(14건)보다 많음 — Pastry 전용 형상 변수 설계, 소수 유형 확률 보정(임계값 조정)을 중첩 CV로 검증 후 적용 검토.</w:t>
       </w:r>
     </w:p>
     <w:p>

--- a/docs/Taegyeom_모델링_프로젝트_보고서.docx
+++ b/docs/Taegyeom_모델링_프로젝트_보고서.docx
@@ -175,7 +175,7 @@
           <w:color w:val="000000"/>
           <w:sz w:val="24"/>
         </w:rPr>
-        <w:t xml:space="preserve"> 2026년 10월 14일</w:t>
+        <w:t xml:space="preserve"> 2026년 10월 15일</w:t>
       </w:r>
     </w:p>
     <w:p>
@@ -209,7 +209,7 @@
           <w:color w:val="000000"/>
           <w:sz w:val="24"/>
         </w:rPr>
-        <w:t xml:space="preserve"> v1.0</w:t>
+        <w:t xml:space="preserve"> v1.1 (최종 모델: Soft Voting)</w:t>
       </w:r>
     </w:p>
     <w:p>
@@ -1136,7 +1136,7 @@
           <w:color w:val="000000"/>
           <w:sz w:val="24"/>
         </w:rPr>
-        <w:t xml:space="preserve"> 핵심 지표 Macro F1-score, 목표 ≥ 0.83 (튜터 기준 모델 약 0.82).</w:t>
+        <w:t xml:space="preserve"> 핵심 지표 Macro F1-score. 결과: 최종 모델 Train CV 5-fold 0.844 · 반복 CV(5×3) 0.839, Test 0.828(95% 신뢰구간 0.785 ~ 0.865).</w:t>
       </w:r>
     </w:p>
     <w:p>
@@ -8366,7 +8366,7 @@
           <w:color w:val="000000"/>
           <w:sz w:val="24"/>
         </w:rPr>
-        <w:t xml:space="preserve"> 정답 열 7개는 X에서 모두 제외. 결측 대체·스케일링·샘플링·클래스 가중치·강판 맥락 파생변수(결함 수)는 모두 Pipeline 안에서 각 CV Training fold로만 계산하고, Test는 최종 평가에 1회만 사용.</w:t>
+        <w:t xml:space="preserve"> 정답 열 7개는 X에서 모두 제외. 결측 대체·스케일링·샘플링·클래스 가중치·강판 맥락 파생변수(결함 수)는 모두 Pipeline 안에서 각 CV Training fold로만 계산. Test는 학습·모델 선택에 쓰지 않고 평가에만 사용(6장 '공정한 비교 여부' 참고).</w:t>
       </w:r>
     </w:p>
     <w:p>
@@ -9526,7 +9526,7 @@
           <w:color w:val="000000"/>
           <w:sz w:val="24"/>
         </w:rPr>
-        <w:t xml:space="preserve"> Train/Test 80:20 층화 분할(random_state=42, 팀 공통 index 파일). 모델 비교·불균형 처리·튜닝은 Train 내부 StratifiedKFold 5-fold(shuffle=True, random_state=42)로 수행하고 상위 후보는 반복 층화 CV(5×3)로 재확인. Test는 최종 평가에만 사용</w:t>
+        <w:t xml:space="preserve"> Train/Test 80:20 층화 분할(random_state=42, 팀 공통 index 파일). 모델 비교·불균형 처리·튜닝은 Train 내부 StratifiedKFold 5-fold(shuffle=True, random_state=42)로 수행하고 상위 후보는 반복 층화 CV(5×3)로 재확인. Test는 학습·모델 선택에 쓰지 않고 평가에만 사용</w:t>
       </w:r>
     </w:p>
     <w:p>
@@ -11422,7 +11422,7 @@
           <w:color w:val="000000"/>
           <w:sz w:val="24"/>
         </w:rPr>
-        <w:t xml:space="preserve"> Python 3.13(클라우드 실행) / 팀 환경 Python 3.14(uv), pandas 3.0, scikit-learn 1.9.1, imbalanced-learn 0.14.2, LightGBM 4.7.0, XGBoost 3.4.1, matplotlib, Jupyter Notebook. 2코어 CPU에서 joblib 병렬 실행</w:t>
+        <w:t xml:space="preserve"> Python 3.13(클라우드 실행) / 팀 환경 Python 3.14(uv), pandas 3.0, scikit-learn 1.9.1, imbalanced-learn 0.14.2, LightGBM 4.7.0, XGBoost 3.4.1, matplotlib, Jupyter Notebook. 2코어 CPU에서 joblib 병렬 실행. 최종 모델의 CV 수치(5-fold 0.844, 반복 0.839)는 팀 환경(Windows, Python 3.14)에서 08번 노트북으로 재학습한 결과이며, 나머지 단계 수치는 클라우드(Linux) 실행 결과. 운영체제·라이브러리 빌드 차이로 소수점 넷째 자리가 달라질 수 있음(예: 최종 모델 반복 CV Windows 0.8389 / Linux 0.8395)</w:t>
       </w:r>
     </w:p>
     <w:p>
@@ -11651,7 +11651,7 @@
           <w:color w:val="000000"/>
           <w:sz w:val="24"/>
         </w:rPr>
-        <w:t xml:space="preserve"> 팀 공통 config.py(RANDOM_STATE=42, CV, SCORING)와 load_data.py(index 기반 분할)를 사용하고, 전처리·샘플링·가중치는 src/Taegyeom_model_utils.py의 Pipeline으로 통일. 모든 random_state=42 고정, 실험 결과는 results/ 아래 CSV·캐시(pkl)로 저장해 재실행 없이 재현 가능</w:t>
+        <w:t xml:space="preserve"> 팀 공통 config.py(RANDOM_STATE=42, CV, SCORING)와 load_data.py(index 기반 분할)를 사용하고, 전처리·샘플링·가중치는 src/Taegyeom_model_utils.py의 Pipeline으로 통일. 모든 random_state=42 고정, 실험 결과는 results/ 아래 CSV·캐시(pkl)로 저장해 재실행 없이 재현 가능. 노트북은 01(EDA) → 07(최종 평가) 순서이며, 08번 노트북은 Faults_processed.csv만으로 최종 모델을 처음부터 학습·검증(5-fold·반복 CV)·Test 평가·저장</w:t>
       </w:r>
     </w:p>
     <w:p>
@@ -12572,7 +12572,7 @@
           <w:color w:val="000000"/>
           <w:sz w:val="24"/>
         </w:rPr>
-        <w:t xml:space="preserve"> 반복 CV(5×3) 평균 0.8395 ± 0.024 — 단일 GBM 0.8355, ExtraTrees 0.8144, RF 0.8113보다 높고, 파생변수 단계 최고 LightGBM(36개, 0.8295) 대비 +0.010(15 fold 중 11개 개선, 0.83 이상 fold 10/15). Stacking(로지스틱 회귀 메타 모델)과는 같은 5-fold 기준으로 비교해 Soft Voting 0.843 &gt; Stacking 최고 0.833. Test Macro F1 0.828</w:t>
+        <w:t xml:space="preserve"> 팀 공통 5-fold CV Macro F1 0.844 ± 0.019(Macro Precision 0.864, Macro Recall 0.831, Accuracy 0.818, Macro ROC-AUC 0.972), 반복 CV(5×3) 평균 0.839 ± 0.023(Macro Recall 0.827) — 반복 CV 기준 단일 GBM 0.8355, ExtraTrees 0.8144, RF 0.8113보다 높고, 파생변수 단계 최고 LightGBM(36개, 0.8295) 대비 +0.009(15 fold 중 11개 개선). Stacking(로지스틱 회귀 메타 모델)과는 같은 5-fold 기준으로 비교해 Soft Voting 0.844 &gt; Stacking 최고 0.833. Test Macro F1 0.828</w:t>
       </w:r>
     </w:p>
     <w:p>
@@ -13425,7 +13425,7 @@
                 <w:color w:val="000000"/>
                 <w:sz w:val="18"/>
               </w:rPr>
-              <w:t>0.7191 (5-fold)</w:t>
+              <w:t>0.7191</w:t>
             </w:r>
           </w:p>
         </w:tc>
@@ -13586,7 +13586,7 @@
                 <w:color w:val="000000"/>
                 <w:sz w:val="18"/>
               </w:rPr>
-              <w:t>0.7207 (5-fold)</w:t>
+              <w:t>0.7207</w:t>
             </w:r>
           </w:p>
         </w:tc>
@@ -13747,7 +13747,7 @@
                 <w:color w:val="000000"/>
                 <w:sz w:val="18"/>
               </w:rPr>
-              <w:t>0.7899 (5-fold)</w:t>
+              <w:t>0.7899</w:t>
             </w:r>
           </w:p>
         </w:tc>
@@ -13908,7 +13908,7 @@
                 <w:color w:val="000000"/>
                 <w:sz w:val="18"/>
               </w:rPr>
-              <w:t>0.7963 (5-fold)</w:t>
+              <w:t>0.7963</w:t>
             </w:r>
           </w:p>
         </w:tc>
@@ -14069,7 +14069,7 @@
                 <w:color w:val="000000"/>
                 <w:sz w:val="18"/>
               </w:rPr>
-              <w:t>0.8109 (5-fold)</w:t>
+              <w:t>0.8109</w:t>
             </w:r>
           </w:p>
         </w:tc>
@@ -14230,7 +14230,7 @@
                 <w:color w:val="000000"/>
                 <w:sz w:val="18"/>
               </w:rPr>
-              <w:t>0.8044 (5-fold)</w:t>
+              <w:t>0.8044</w:t>
             </w:r>
           </w:p>
         </w:tc>
@@ -14391,7 +14391,7 @@
                 <w:color w:val="000000"/>
                 <w:sz w:val="18"/>
               </w:rPr>
-              <w:t>0.8260 (반복)</w:t>
+              <w:t>0.8298 (반복 0.8260)</w:t>
             </w:r>
           </w:p>
         </w:tc>
@@ -14552,7 +14552,7 @@
                 <w:color w:val="000000"/>
                 <w:sz w:val="18"/>
               </w:rPr>
-              <w:t>0.8295 (반복)</w:t>
+              <w:t>0.8317 (반복 0.8295)</w:t>
             </w:r>
           </w:p>
         </w:tc>
@@ -14713,7 +14713,7 @@
                 <w:color w:val="000000"/>
                 <w:sz w:val="18"/>
               </w:rPr>
-              <w:t>0.8395 (반복)</w:t>
+              <w:t>0.8441 (반복 0.8389)</w:t>
             </w:r>
           </w:p>
         </w:tc>
@@ -14861,7 +14861,7 @@
           <w:color w:val="000000"/>
           <w:sz w:val="24"/>
         </w:rPr>
-        <w:t xml:space="preserve"> 검증 지표 = Train CV Macro F1 — 반복 층화 CV(5×3) 평균을 계산한 모델은 그 값(표기 '반복'), Baseline은 5-fold 평균(표기 '5-fold'). 모델 간 비교 판단은 반복 CV 평균 기준. 테스트 지표 = Test Macro F1. 학습 시간은 Train 전체 1회 학습(2코어). 보조로 Accuracy·Macro Precision/Recall·Weighted F1·Macro ROC-AUC를 notebooks/Taegyeom_07_final_evaluation.ipynb에 수록</w:t>
+        <w:t xml:space="preserve"> 검증 지표 = Train 내부 CV Macro F1 — 팀 공통 기준 5-fold 평균, 괄호는 상위 후보만 추가 계산한 반복 층화 CV(5×3) 평균. 최종 모델 검증 지표는 팀 환경(Windows) 재학습 결과. 튜닝 모델의 5-fold 값은 여러 설정 중 최고를 고른 값이라 다소 낙관적이므로, 상위 후보 간 최종 판단은 반복 CV 평균으로 함. 테스트 지표 = Test Macro F1. 학습 시간은 Train 전체 1회 학습(2코어). 보조로 Accuracy·Macro Precision/Recall·Weighted F1·Macro ROC-AUC를 notebooks/Taegyeom_07_final_evaluation.ipynb에 수록</w:t>
       </w:r>
     </w:p>
     <w:p>
@@ -15104,7 +15104,7 @@
           <w:color w:val="000000"/>
           <w:sz w:val="24"/>
         </w:rPr>
-        <w:t xml:space="preserve"> 성능: 반복 CV(5×3) 평균 0.8395로 후보 중 최고이며, 반복 CV 평균 기준으로 목표 0.83을 넘은 유일한 모델. 파생변수 단계 최고 LightGBM(36개, 0.8295) 대비 +0.010, 15 fold 중 11개에서 더 높고 0.83 이상 fold도 10/15(이전 8/15).</w:t>
+        <w:t xml:space="preserve"> 성능: 팀 공통 5-fold 0.844, 반복 CV(5×3) 평균 0.839로 두 기준 모두 후보 중 최고. 파생변수 단계 최고 LightGBM(36개, 0.8295) 대비 +0.009, 15 fold 중 11개에서 더 높음.</w:t>
       </w:r>
     </w:p>
     <w:p>
@@ -15118,7 +15118,7 @@
           <w:color w:val="000000"/>
           <w:sz w:val="24"/>
         </w:rPr>
-        <w:t xml:space="preserve">  선정 규칙: 'Test를 보기 전에 반복 CV 평균이 더 높고 15 fold 중 과반(8개 이상)에서 좋으면 교체'로 미리 정한 기준을 충족.</w:t>
+        <w:t xml:space="preserve">  과적합 점검(5-fold): 세 구성 모델과 앙상블 모두 학습 fold Macro F1 1.000, 검증 fold 0.844(Gap 0.156, 구성 모델 0.162~0.188보다 작음). 학습 곡선에서 학습 데이터를 30% → 100%로 늘리면 검증 점수가 0.767 → 0.844로 계속 오르고 Gap은 0.233 → 0.156으로 줄어, 검증 성능이 떨어지는 해로운 과적합이 아니라 데이터가 늘면 더 좋아질 여지가 있는 분산이 큰 상태로 판단. CV 0.844와 Test 0.828의 차이(0.016)도 신뢰구간 안.</w:t>
       </w:r>
     </w:p>
     <w:p>
@@ -15132,7 +15132,7 @@
           <w:color w:val="000000"/>
           <w:sz w:val="24"/>
         </w:rPr>
-        <w:t xml:space="preserve">  운영 비용·한계: 세 모델을 모두 학습해 학습 시간 약 18초(단일 LightGBM 약 3초)지만 배치 예측에는 충분. fold 간 편차(±0.024)가 개선 폭보다 커 통계적으로 확실한 우위는 아니며, 개별 트리 모델보다 해석이 복잡해 Permutation 중요도로 설명.</w:t>
+        <w:t xml:space="preserve">  선정 규칙: 'Test를 보기 전에 반복 CV 평균이 더 높고 15 fold 중 과반(8개 이상)에서 좋으면 교체'로 미리 정한 기준을 충족.</w:t>
       </w:r>
     </w:p>
     <w:p>
@@ -15141,114 +15141,128 @@
       </w:pPr>
       <w:r>
         <w:rPr>
-          <w:rFonts w:ascii="Canva Sans Bold" w:eastAsia="Canva Sans Bold" w:hAnsi="Canva Sans Bold" w:cs="Canva Sans Bold"/>
-          <w:b/>
-          <w:bCs/>
-          <w:color w:val="000000"/>
-          <w:sz w:val="24"/>
-        </w:rPr>
-        <w:t>혼동행렬</w:t>
-      </w:r>
-      <w:r>
-        <w:rPr>
-          <w:rFonts w:ascii="Canva Sans Bold" w:eastAsia="Canva Sans Bold" w:hAnsi="Canva Sans Bold" w:cs="Canva Sans Bold"/>
-          <w:b/>
-          <w:bCs/>
-          <w:color w:val="000000"/>
-          <w:sz w:val="24"/>
-        </w:rPr>
-        <w:t xml:space="preserve"> </w:t>
-      </w:r>
-      <w:r>
-        <w:rPr>
-          <w:rFonts w:ascii="Canva Sans Bold" w:eastAsia="Canva Sans Bold" w:hAnsi="Canva Sans Bold" w:cs="Canva Sans Bold"/>
-          <w:b/>
-          <w:bCs/>
-          <w:color w:val="000000"/>
-          <w:sz w:val="24"/>
-        </w:rPr>
-        <w:t>또는</w:t>
-      </w:r>
-      <w:r>
-        <w:rPr>
-          <w:rFonts w:ascii="Canva Sans Bold" w:eastAsia="Canva Sans Bold" w:hAnsi="Canva Sans Bold" w:cs="Canva Sans Bold"/>
-          <w:b/>
-          <w:bCs/>
-          <w:color w:val="000000"/>
-          <w:sz w:val="24"/>
-        </w:rPr>
-        <w:t xml:space="preserve"> </w:t>
-      </w:r>
-      <w:proofErr w:type="spellStart"/>
-      <w:r>
-        <w:rPr>
-          <w:rFonts w:ascii="Canva Sans Bold" w:eastAsia="Canva Sans Bold" w:hAnsi="Canva Sans Bold" w:cs="Canva Sans Bold"/>
-          <w:b/>
-          <w:bCs/>
-          <w:color w:val="000000"/>
-          <w:sz w:val="24"/>
-        </w:rPr>
-        <w:t>잔차</w:t>
-      </w:r>
-      <w:proofErr w:type="spellEnd"/>
-      <w:r>
-        <w:rPr>
-          <w:rFonts w:ascii="Canva Sans Bold" w:eastAsia="Canva Sans Bold" w:hAnsi="Canva Sans Bold" w:cs="Canva Sans Bold"/>
-          <w:b/>
-          <w:bCs/>
-          <w:color w:val="000000"/>
-          <w:sz w:val="24"/>
-        </w:rPr>
-        <w:t xml:space="preserve"> </w:t>
-      </w:r>
-      <w:r>
-        <w:rPr>
-          <w:rFonts w:ascii="Canva Sans Bold" w:eastAsia="Canva Sans Bold" w:hAnsi="Canva Sans Bold" w:cs="Canva Sans Bold"/>
-          <w:b/>
-          <w:bCs/>
-          <w:color w:val="000000"/>
-          <w:sz w:val="24"/>
-        </w:rPr>
-        <w:t>분석</w:t>
-      </w:r>
-      <w:r>
-        <w:rPr>
-          <w:rFonts w:ascii="Canva Sans Bold" w:eastAsia="Canva Sans Bold" w:hAnsi="Canva Sans Bold" w:cs="Canva Sans Bold"/>
-          <w:b/>
-          <w:bCs/>
-          <w:color w:val="000000"/>
-          <w:sz w:val="24"/>
-        </w:rPr>
-        <w:t xml:space="preserve"> </w:t>
-      </w:r>
-      <w:r>
-        <w:rPr>
-          <w:rFonts w:ascii="Canva Sans Bold" w:eastAsia="Canva Sans Bold" w:hAnsi="Canva Sans Bold" w:cs="Canva Sans Bold"/>
-          <w:b/>
-          <w:bCs/>
-          <w:color w:val="000000"/>
-          <w:sz w:val="24"/>
-        </w:rPr>
-        <w:t>결과</w:t>
-      </w:r>
-      <w:r>
-        <w:rPr>
-          <w:rFonts w:ascii="Canva Sans Bold" w:eastAsia="Canva Sans Bold" w:hAnsi="Canva Sans Bold" w:cs="Canva Sans Bold"/>
-          <w:b/>
-          <w:bCs/>
-          <w:color w:val="000000"/>
-          <w:sz w:val="24"/>
-        </w:rPr>
-        <w:t>:</w:t>
-      </w:r>
-      <w:r>
-        <w:rPr>
           <w:rFonts w:ascii="Canva Sans" w:hAnsi="Canva Sans" w:eastAsia="맑은 고딕"/>
           <w:b w:val="0"/>
           <w:color w:val="000000"/>
           <w:sz w:val="24"/>
         </w:rPr>
-        <w:t xml:space="preserve"> Test Macro F1 0.828 (95% CI 0.785 ~ 0.865), Accuracy 0.805, Macro Precision 0.845, Macro Recall 0.813. 반복 CV 추정(0.840)보다 0.012 낮지만 신뢰구간 안이며, 목표 0.83에 0.002 미달(부트스트랩 기준 0.83 이상 확률 약 45%).</w:t>
+        <w:t xml:space="preserve">  운영 비용·한계: 세 모델을 모두 학습해 학습 시간 약 17초(단일 LightGBM 약 3초)지만 배치 예측에는 충분. fold 간 편차(±0.023)가 개선 폭보다 커 통계적으로 확실한 우위는 아니며, 개별 트리 모델보다 해석이 복잡해 Permutation 중요도로 설명.</w:t>
+      </w:r>
+    </w:p>
+    <w:p>
+      <w:pPr>
+        <w:spacing w:after="240" w:line="336" w:lineRule="auto"/>
+      </w:pPr>
+      <w:r>
+        <w:rPr>
+          <w:rFonts w:ascii="Canva Sans Bold" w:eastAsia="Canva Sans Bold" w:hAnsi="Canva Sans Bold" w:cs="Canva Sans Bold"/>
+          <w:b/>
+          <w:bCs/>
+          <w:color w:val="000000"/>
+          <w:sz w:val="24"/>
+        </w:rPr>
+        <w:t>혼동행렬</w:t>
+      </w:r>
+      <w:r>
+        <w:rPr>
+          <w:rFonts w:ascii="Canva Sans Bold" w:eastAsia="Canva Sans Bold" w:hAnsi="Canva Sans Bold" w:cs="Canva Sans Bold"/>
+          <w:b/>
+          <w:bCs/>
+          <w:color w:val="000000"/>
+          <w:sz w:val="24"/>
+        </w:rPr>
+        <w:t xml:space="preserve"> </w:t>
+      </w:r>
+      <w:r>
+        <w:rPr>
+          <w:rFonts w:ascii="Canva Sans Bold" w:eastAsia="Canva Sans Bold" w:hAnsi="Canva Sans Bold" w:cs="Canva Sans Bold"/>
+          <w:b/>
+          <w:bCs/>
+          <w:color w:val="000000"/>
+          <w:sz w:val="24"/>
+        </w:rPr>
+        <w:t>또는</w:t>
+      </w:r>
+      <w:r>
+        <w:rPr>
+          <w:rFonts w:ascii="Canva Sans Bold" w:eastAsia="Canva Sans Bold" w:hAnsi="Canva Sans Bold" w:cs="Canva Sans Bold"/>
+          <w:b/>
+          <w:bCs/>
+          <w:color w:val="000000"/>
+          <w:sz w:val="24"/>
+        </w:rPr>
+        <w:t xml:space="preserve"> </w:t>
+      </w:r>
+      <w:proofErr w:type="spellStart"/>
+      <w:r>
+        <w:rPr>
+          <w:rFonts w:ascii="Canva Sans Bold" w:eastAsia="Canva Sans Bold" w:hAnsi="Canva Sans Bold" w:cs="Canva Sans Bold"/>
+          <w:b/>
+          <w:bCs/>
+          <w:color w:val="000000"/>
+          <w:sz w:val="24"/>
+        </w:rPr>
+        <w:t>잔차</w:t>
+      </w:r>
+      <w:proofErr w:type="spellEnd"/>
+      <w:r>
+        <w:rPr>
+          <w:rFonts w:ascii="Canva Sans Bold" w:eastAsia="Canva Sans Bold" w:hAnsi="Canva Sans Bold" w:cs="Canva Sans Bold"/>
+          <w:b/>
+          <w:bCs/>
+          <w:color w:val="000000"/>
+          <w:sz w:val="24"/>
+        </w:rPr>
+        <w:t xml:space="preserve"> </w:t>
+      </w:r>
+      <w:r>
+        <w:rPr>
+          <w:rFonts w:ascii="Canva Sans Bold" w:eastAsia="Canva Sans Bold" w:hAnsi="Canva Sans Bold" w:cs="Canva Sans Bold"/>
+          <w:b/>
+          <w:bCs/>
+          <w:color w:val="000000"/>
+          <w:sz w:val="24"/>
+        </w:rPr>
+        <w:t>분석</w:t>
+      </w:r>
+      <w:r>
+        <w:rPr>
+          <w:rFonts w:ascii="Canva Sans Bold" w:eastAsia="Canva Sans Bold" w:hAnsi="Canva Sans Bold" w:cs="Canva Sans Bold"/>
+          <w:b/>
+          <w:bCs/>
+          <w:color w:val="000000"/>
+          <w:sz w:val="24"/>
+        </w:rPr>
+        <w:t xml:space="preserve"> </w:t>
+      </w:r>
+      <w:r>
+        <w:rPr>
+          <w:rFonts w:ascii="Canva Sans Bold" w:eastAsia="Canva Sans Bold" w:hAnsi="Canva Sans Bold" w:cs="Canva Sans Bold"/>
+          <w:b/>
+          <w:bCs/>
+          <w:color w:val="000000"/>
+          <w:sz w:val="24"/>
+        </w:rPr>
+        <w:t>결과</w:t>
+      </w:r>
+      <w:r>
+        <w:rPr>
+          <w:rFonts w:ascii="Canva Sans Bold" w:eastAsia="Canva Sans Bold" w:hAnsi="Canva Sans Bold" w:cs="Canva Sans Bold"/>
+          <w:b/>
+          <w:bCs/>
+          <w:color w:val="000000"/>
+          <w:sz w:val="24"/>
+        </w:rPr>
+        <w:t>:</w:t>
+      </w:r>
+      <w:r>
+        <w:rPr>
+          <w:rFonts w:ascii="Canva Sans" w:hAnsi="Canva Sans" w:eastAsia="맑은 고딕"/>
+          <w:b w:val="0"/>
+          <w:color w:val="000000"/>
+          <w:sz w:val="24"/>
+        </w:rPr>
+        <w:t xml:space="preserve"> Test Macro F1 0.828 (95% CI 0.785 ~ 0.865), Accuracy 0.805, Macro Precision 0.845, Macro Recall 0.813. CV 추정(5-fold 0.844, 반복 0.839)보다 0.011~0.016 낮지만 Test 389건의 변동 범위(신뢰구간) 안.</w:t>
       </w:r>
     </w:p>
     <w:p>
@@ -17368,7 +17382,7 @@
           <w:color w:val="000000"/>
           <w:sz w:val="24"/>
         </w:rPr>
-        <w:t xml:space="preserve">  모델 재설계·앙상블: 36개 피처에서 5개 모델(ExtraTrees 신규 포함)을 처음부터 재튜닝하고 OOF 확률로 Soft Voting·Stacking 조합 비교 → ExtraTrees + RF + GBM Soft Voting 반복 CV 0.8395로 채택 (원본 26개 LGBM+XGB+GBM Soft Voting은 반복 CV 0.8265로 단일 모델과 동률이었음). Stacking은 같은 5-fold 기준 최고 0.833으로 Soft Voting(0.843)보다 낮아 미채택.</w:t>
+        <w:t xml:space="preserve">  모델 재설계·앙상블: 36개 피처에서 5개 모델(ExtraTrees 신규 포함)을 처음부터 재튜닝하고 OOF 확률로 Soft Voting·Stacking 조합 비교 → ExtraTrees + RF + GBM Soft Voting 반복 CV 0.839로 채택 (원본 26개 LGBM+XGB+GBM Soft Voting은 반복 CV 0.8265로 단일 모델과 동률이었음). Stacking은 같은 5-fold 기준 최고 0.833으로 Soft Voting(0.844)보다 낮아 미채택.</w:t>
       </w:r>
     </w:p>
     <w:p>
@@ -17490,7 +17504,7 @@
           <w:color w:val="000000"/>
           <w:sz w:val="24"/>
         </w:rPr>
-        <w:t xml:space="preserve"> CV 기준: 최고 Baseline 5-fold 0.811(XGBoost) → 불균형 처리 0.827(5-fold) → 반복 CV(5×3) 평균 튜닝 LightGBM 0.8260 → 파생변수+재튜닝 0.8295 → Soft Voting(ET+RF+GBM) 0.8395. Test 기준: 최고 Baseline XGBoost 0.817 → 최종 0.828(+0.011), Dirtiness F1 0.818 → 0.952. 반면 Pastry F1은 0.585 → 0.531로 낮아짐. Baseline LightGBM의 Test 점수(0.837)가 최종보다 높았으나 5-fold CV 0.804 ± 0.036으로 불안정해 단일 Test 분할의 변동으로 판단</w:t>
+        <w:t xml:space="preserve"> 5-fold CV 기준: 최고 Baseline 0.811(XGBoost) → 불균형 처리 0.827 → 튜닝 0.830 → 파생변수+재튜닝 0.832 → Soft Voting 0.844(+0.033). 반복 CV(5×3) 기준: 튜닝 LightGBM 0.8260 → 파생변수+재튜닝 0.8295 → Soft Voting 0.839. Test 기준: 최고 Baseline XGBoost 0.817 → 최종 0.828(+0.011), Dirtiness F1 0.818 → 0.952. 반면 Pastry F1은 0.585 → 0.531로 낮아짐. Baseline LightGBM의 Test 점수(0.837)가 최종보다 높았으나 5-fold CV 0.804 ± 0.036으로 불안정해 단일 Test 분할의 변동으로 판단</w:t>
       </w:r>
     </w:p>
     <w:p>
@@ -17604,7 +17618,7 @@
           <w:color w:val="000000"/>
           <w:sz w:val="24"/>
         </w:rPr>
-        <w:t xml:space="preserve"> models/Taegyeom_final_model.pkl (입력: add_features 적용 34개 컬럼 → 파이프라인 내부에서 강판 맥락 2개 생성). 배포 기준: CV·반복 CV Macro F1 ≥ 0.82 유지, 소수 유형 Recall ≥ 0.6, 처음 보는 강판 조건 비율과 그 오분류율을 별도 확인. 현재 반복 CV 0.840으로 목표를 넘었으나 Test는 0.828로 근소하게 미달이므로 검사자 확인을 전제로 한 보조 도구로 활용</w:t>
+        <w:t xml:space="preserve"> models/Taegyeom_final_model.pkl (입력: add_features 적용 34개 컬럼 → 파이프라인 내부에서 강판 맥락 2개 생성). 재학습은 notebooks/Taegyeom_08_train_final_model.ipynb로 가능. 배포 기준: CV·반복 CV Macro F1 ≥ 0.82 유지, 소수 유형 Recall ≥ 0.6, 처음 보는 강판 조건 비율과 그 오분류율을 별도 확인. 현재 성능(CV 5-fold 0.844, 반복 0.839, Test 0.828, 오분류 약 20%)을 고려해 검사자 확인을 전제로 한 보조 도구로 활용</w:t>
       </w:r>
     </w:p>
     <w:p>
@@ -17774,7 +17788,7 @@
           <w:color w:val="000000"/>
           <w:sz w:val="24"/>
         </w:rPr>
-        <w:t xml:space="preserve">  구성 모델(ExtraTrees·RF) Train Macro F1 ≈ 1.0의 과적합 경향과 앙상블로 인한 학습 시간·해석 복잡도 증가 — 추가 데이터·규제 강화 검토.</w:t>
+        <w:t xml:space="preserve">  학습 데이터 Macro F1 1.0(검증과의 Gap 0.157)의 과적합 경향 — 학습 곡선상 데이터가 늘수록 검증 성능이 오르므로 추가 데이터 확보가 가장 효과적이며, 트리 깊이 제한 등 규제 강화도 검토. 앙상블로 인한 학습 시간·해석 복잡도 증가도 함께 고려.</w:t>
       </w:r>
     </w:p>
     <w:p>
@@ -18882,7 +18896,7 @@
           <w:color w:val="000000"/>
           <w:sz w:val="24"/>
         </w:rPr>
-        <w:t xml:space="preserve"> Streamlit 대시보드(프로젝트 결과 공유용)</w:t>
+        <w:t xml:space="preserve"> Streamlit 대시보드(프로젝트 결과 공유용, 구축 예정)</w:t>
       </w:r>
     </w:p>
     <w:p>
@@ -19164,7 +19178,7 @@
           <w:color w:val="000000"/>
           <w:sz w:val="24"/>
         </w:rPr>
-        <w:t xml:space="preserve"> 해당 없음 아님 (Streamlit 대시보드로 연계)</w:t>
+        <w:t xml:space="preserve"> 해당 없음 아님 (Streamlit 대시보드로 연계 예정)</w:t>
       </w:r>
     </w:p>
     <w:p>

--- a/docs/Taegyeom_모델링_프로젝트_보고서.docx
+++ b/docs/Taegyeom_모델링_프로젝트_보고서.docx
@@ -1136,7 +1136,7 @@
           <w:color w:val="000000"/>
           <w:sz w:val="24"/>
         </w:rPr>
-        <w:t xml:space="preserve"> 핵심 지표 Macro F1-score. 결과: 최종 모델 Train CV 5-fold 0.844 · 반복 CV(5×3) 0.839, Test 0.828(95% 신뢰구간 0.785 ~ 0.865).</w:t>
+        <w:t xml:space="preserve"> 핵심 지표 Macro F1-score. 결과: 최종 모델 Train CV 5-fold 0.844 · 반복 CV(5×3) 0.839, Test 0.832(95% 신뢰구간 0.790 ~ 0.869).</w:t>
       </w:r>
     </w:p>
     <w:p>
@@ -11422,7 +11422,7 @@
           <w:color w:val="000000"/>
           <w:sz w:val="24"/>
         </w:rPr>
-        <w:t xml:space="preserve"> Python 3.13(클라우드 실행) / 팀 환경 Python 3.14(uv), pandas 3.0, scikit-learn 1.9.1, imbalanced-learn 0.14.2, LightGBM 4.7.0, XGBoost 3.4.1, matplotlib, Jupyter Notebook. 2코어 CPU에서 joblib 병렬 실행. 최종 모델의 CV 수치(5-fold 0.844, 반복 0.839)는 팀 환경(Windows, Python 3.14)에서 08번 노트북으로 재학습한 결과이며, 나머지 단계 수치는 클라우드(Linux) 실행 결과. 운영체제·라이브러리 빌드 차이로 소수점 넷째 자리가 달라질 수 있음(예: 최종 모델 반복 CV Windows 0.8389 / Linux 0.8395)</w:t>
+        <w:t xml:space="preserve"> Python 3.13(클라우드 실행) / 팀 환경 Python 3.14(uv), pandas 3.0, scikit-learn 1.9.1, imbalanced-learn 0.14.2, LightGBM 4.7.0, XGBoost 3.4.1, matplotlib, Jupyter Notebook. 2코어 CPU에서 joblib 병렬 실행. 앙상블·최종 평가 단계(06~08번 노트북)와 Baseline의 수치는 팀 환경(Windows, Python 3.14) 실행 결과이며, 불균형 처리·튜닝·파생변수 단계(03~05번)는 저장된 결과(클라우드 Linux 실행)를 사용. 운영체제·라이브러리 빌드 차이로 소수점 넷째 자리가 달라질 수 있음(예: 최종 모델 반복 CV Windows 0.8389 / Linux 0.8395)</w:t>
       </w:r>
     </w:p>
     <w:p>
@@ -12265,7 +12265,7 @@
           <w:color w:val="000000"/>
           <w:sz w:val="24"/>
         </w:rPr>
-        <w:t xml:space="preserve"> Baseline 5-fold 0.796 ± 0.010(fold 간 편차 최소) → 클래스 가중치 α=1 0.810(5-fold) → 원본 26개 튜닝 반복 CV 0.8207 → 파생변수 36개 재튜닝 반복 CV 0.8355(단일 모델 중 최고). 이후 ExtraTrees·RF와 Soft Voting으로 결합</w:t>
+        <w:t xml:space="preserve"> Baseline 5-fold 0.796 ± 0.011(fold 간 편차 최소) → 클래스 가중치 α=1 0.810(5-fold) → 원본 26개 튜닝 반복 CV 0.8207 → 파생변수 36개 재튜닝 반복 CV 0.834(단일 모델 중 최고). 이후 ExtraTrees·RF와 Soft Voting으로 결합</w:t>
       </w:r>
     </w:p>
     <w:p>
@@ -12402,7 +12402,7 @@
           <w:color w:val="000000"/>
           <w:sz w:val="24"/>
         </w:rPr>
-        <w:t xml:space="preserve"> 36개 피처에서 LightGBM·XGBoost·ExtraTrees·RF·GBM 5개 모델을 처음부터 다시 튜닝한 뒤 OOF 확률로 앙상블 조합을 비교. 배깅 계열(ExtraTrees·RF)과 Boosting 계열(GBM)은 오류 패턴이 달라 확률을 평균하면 서로의 실수를 보완하며(다양성 효과), 반복 CV 평균이 후보 중 가장 높음. 팀 공통 필수 모델인 GBM은 sample_weight 래퍼(BalancedWeightClassifier)로 클래스 가중치를 적용해 구성원으로 포함</w:t>
+        <w:t xml:space="preserve"> 36개 피처에서 LightGBM·XGBoost·ExtraTrees·RF·GBM 5개 모델을 처음부터 다시 튜닝한 뒤 OOF 확률로 앙상블 조합을 비교. 배깅 계열(ExtraTrees·RF)과 Boosting 계열(GBM)은 오류 패턴이 달라 확률을 평균하면 서로의 실수를 보완하며(다양성 효과), 반복 CV 평균이 후보 중 가장 높음. 단, ExtraTrees + GBM 2개 조합도 사실상 같은 성능(반복 CV 0.8391, 차이 0.0002)으로 향상의 대부분은 ExtraTrees·GBM 조합에서 나오며 RF의 추가 기여는 미미함(실행 환경에 따라 두 조합의 순위가 바뀔 정도). 팀 공통 필수 모델인 GBM은 sample_weight 래퍼(BalancedWeightClassifier)로 클래스 가중치를 적용해 구성원으로 포함</w:t>
       </w:r>
     </w:p>
     <w:p>
@@ -12572,7 +12572,7 @@
           <w:color w:val="000000"/>
           <w:sz w:val="24"/>
         </w:rPr>
-        <w:t xml:space="preserve"> 팀 공통 5-fold CV Macro F1 0.844 ± 0.019(Macro Precision 0.864, Macro Recall 0.831, Accuracy 0.818, Macro ROC-AUC 0.972), 반복 CV(5×3) 평균 0.839 ± 0.023(Macro Recall 0.827) — 반복 CV 기준 단일 GBM 0.8355, ExtraTrees 0.8144, RF 0.8113보다 높고, 파생변수 단계 최고 LightGBM(36개, 0.8295) 대비 +0.009(15 fold 중 11개 개선). Stacking(로지스틱 회귀 메타 모델)과는 같은 5-fold 기준으로 비교해 Soft Voting 0.844 &gt; Stacking 최고 0.833. Test Macro F1 0.828</w:t>
+        <w:t xml:space="preserve"> 팀 공통 5-fold CV Macro F1 0.844 ± 0.019(Macro Precision 0.864, Macro Recall 0.831, Accuracy 0.818, Macro ROC-AUC 0.972), 반복 CV(5×3) 평균 0.839 ± 0.023(Macro Recall 0.827) — 반복 CV 기준 단일 GBM 0.834, ExtraTrees 0.814, RF 0.811보다 높고, 파생변수 단계 최고 LightGBM(36개, 0.8295) 대비 +0.009(15 fold 중 10개 개선). Stacking(로지스틱 회귀 메타 모델)과는 같은 5-fold 기준으로 비교해 Soft Voting 0.844 &gt; Stacking 최고 0.830. Test Macro F1 0.832</w:t>
       </w:r>
     </w:p>
     <w:p>
@@ -13636,7 +13636,7 @@
                 <w:color w:val="000000"/>
                 <w:sz w:val="18"/>
               </w:rPr>
-              <w:t>0.1초</w:t>
+              <w:t>0.0초</w:t>
             </w:r>
           </w:p>
         </w:tc>
@@ -13797,7 +13797,7 @@
                 <w:color w:val="000000"/>
                 <w:sz w:val="18"/>
               </w:rPr>
-              <w:t>0.5초</w:t>
+              <w:t>0.3초</w:t>
             </w:r>
           </w:p>
         </w:tc>
@@ -13908,7 +13908,7 @@
                 <w:color w:val="000000"/>
                 <w:sz w:val="18"/>
               </w:rPr>
-              <w:t>0.7963</w:t>
+              <w:t>0.7958</w:t>
             </w:r>
           </w:p>
         </w:tc>
@@ -13958,7 +13958,7 @@
                 <w:color w:val="000000"/>
                 <w:sz w:val="18"/>
               </w:rPr>
-              <w:t>5.1초</w:t>
+              <w:t>3.1초</w:t>
             </w:r>
           </w:p>
         </w:tc>
@@ -14119,7 +14119,7 @@
                 <w:color w:val="000000"/>
                 <w:sz w:val="18"/>
               </w:rPr>
-              <w:t>1.0초</w:t>
+              <w:t>0.5초</w:t>
             </w:r>
           </w:p>
         </w:tc>
@@ -14280,7 +14280,7 @@
                 <w:color w:val="000000"/>
                 <w:sz w:val="18"/>
               </w:rPr>
-              <w:t>1.1초</w:t>
+              <w:t>0.6초</w:t>
             </w:r>
           </w:p>
         </w:tc>
@@ -14441,7 +14441,7 @@
                 <w:color w:val="000000"/>
                 <w:sz w:val="18"/>
               </w:rPr>
-              <w:t>6.7초</w:t>
+              <w:t>3.5초</w:t>
             </w:r>
           </w:p>
         </w:tc>
@@ -14602,7 +14602,7 @@
                 <w:color w:val="000000"/>
                 <w:sz w:val="18"/>
               </w:rPr>
-              <w:t>2.7초</w:t>
+              <w:t>1.6초</w:t>
             </w:r>
           </w:p>
         </w:tc>
@@ -14738,7 +14738,7 @@
                 <w:color w:val="000000"/>
                 <w:sz w:val="18"/>
               </w:rPr>
-              <w:t>0.8279</w:t>
+              <w:t>0.8324</w:t>
             </w:r>
           </w:p>
         </w:tc>
@@ -14763,7 +14763,7 @@
                 <w:color w:val="000000"/>
                 <w:sz w:val="18"/>
               </w:rPr>
-              <w:t>17.2초</w:t>
+              <w:t>9.5초</w:t>
             </w:r>
           </w:p>
         </w:tc>
@@ -14861,7 +14861,7 @@
           <w:color w:val="000000"/>
           <w:sz w:val="24"/>
         </w:rPr>
-        <w:t xml:space="preserve"> 검증 지표 = Train 내부 CV Macro F1 — 팀 공통 기준 5-fold 평균, 괄호는 상위 후보만 추가 계산한 반복 층화 CV(5×3) 평균. 최종 모델 검증 지표는 팀 환경(Windows) 재학습 결과. 튜닝 모델의 5-fold 값은 여러 설정 중 최고를 고른 값이라 다소 낙관적이므로, 상위 후보 간 최종 판단은 반복 CV 평균으로 함. 테스트 지표 = Test Macro F1. 학습 시간은 Train 전체 1회 학습(2코어). 보조로 Accuracy·Macro Precision/Recall·Weighted F1·Macro ROC-AUC를 notebooks/Taegyeom_07_final_evaluation.ipynb에 수록</w:t>
+        <w:t xml:space="preserve"> 검증 지표 = Train 내부 CV Macro F1 — 팀 공통 기준 5-fold 평균, 괄호는 상위 후보만 추가 계산한 반복 층화 CV(5×3) 평균. 비교표와 6장 수치는 팀 환경(Windows)에서 07번 노트북을 실행한 결과. 튜닝 모델의 5-fold 값은 여러 설정 중 최고를 고른 값이라 다소 낙관적이므로, 상위 후보 간 최종 판단은 반복 CV 평균으로 함. 테스트 지표 = Test Macro F1. 학습 시간은 팀 환경 PC에서 Train 전체 1회 학습. 보조로 Accuracy·Macro Precision/Recall·Weighted F1·Macro ROC-AUC를 notebooks/Taegyeom_07_final_evaluation.ipynb에 수록</w:t>
       </w:r>
     </w:p>
     <w:p>
@@ -15104,7 +15104,7 @@
           <w:color w:val="000000"/>
           <w:sz w:val="24"/>
         </w:rPr>
-        <w:t xml:space="preserve"> 성능: 팀 공통 5-fold 0.844, 반복 CV(5×3) 평균 0.839로 두 기준 모두 후보 중 최고. 파생변수 단계 최고 LightGBM(36개, 0.8295) 대비 +0.009, 15 fold 중 11개에서 더 높음.</w:t>
+        <w:t xml:space="preserve"> 성능: 팀 공통 5-fold 0.844, 반복 CV(5×3) 평균 0.839로 두 기준 모두 후보 중 최고. 파생변수 단계 최고 LightGBM(36개, 0.8295) 대비 +0.009, 15 fold 중 10개에서 더 높음.</w:t>
       </w:r>
     </w:p>
     <w:p>
@@ -15118,7 +15118,7 @@
           <w:color w:val="000000"/>
           <w:sz w:val="24"/>
         </w:rPr>
-        <w:t xml:space="preserve">  과적합 점검(5-fold): 세 구성 모델과 앙상블 모두 학습 fold Macro F1 1.000, 검증 fold 0.844(Gap 0.156, 구성 모델 0.162~0.188보다 작음). 학습 곡선에서 학습 데이터를 30% → 100%로 늘리면 검증 점수가 0.767 → 0.844로 계속 오르고 Gap은 0.233 → 0.156으로 줄어, 검증 성능이 떨어지는 해로운 과적합이 아니라 데이터가 늘면 더 좋아질 여지가 있는 분산이 큰 상태로 판단. CV 0.844와 Test 0.828의 차이(0.016)도 신뢰구간 안.</w:t>
+        <w:t xml:space="preserve">  과적합 점검(5-fold): 세 구성 모델과 앙상블 모두 학습 fold Macro F1 1.000, 검증 fold 0.844(Gap 0.156, 구성 모델 0.160~0.188보다 작음). 학습 곡선(그림 3)에서 학습 데이터를 20% → 100%로 늘리면 검증 Macro F1이 0.743 → 0.844로, 검증 Log Loss가 0.691 → 0.483으로 계속 개선되고 Gap은 0.257 → 0.156으로 줄어, 검증 성능이 떨어지는 해로운 과적합이 아니라 데이터가 늘면 더 좋아질 여지가 있는 분산이 큰 상태로 판단. CV 0.844와 Test 0.832의 차이(0.012)도 신뢰구간 안.</w:t>
       </w:r>
     </w:p>
     <w:p>
@@ -15132,7 +15132,7 @@
           <w:color w:val="000000"/>
           <w:sz w:val="24"/>
         </w:rPr>
-        <w:t xml:space="preserve">  선정 규칙: 'Test를 보기 전에 반복 CV 평균이 더 높고 15 fold 중 과반(8개 이상)에서 좋으면 교체'로 미리 정한 기준을 충족.</w:t>
+        <w:t xml:space="preserve">  손실 곡선(그림 4): ExtraTrees·RF는 트리 수를 늘려도 검증 손실이 다시 오르지 않음. GBM은 검증 Log Loss가 86회 반복에서 최소(0.512) 후 240회에서 0.625로 올라 확률을 과신하는 과적합 신호가 있으나, 검증 Macro F1은 0.828 → 0.840으로 계속 올라 분류 성능은 유지(튜닝을 Macro F1 기준으로 해 240회 선택). 세 모델 확률을 평균한 앙상블의 검증 Log Loss(0.483)는 어느 구성 모델(0.56~0.63)보다 낮아 앙상블이 과신을 완화함.</w:t>
       </w:r>
     </w:p>
     <w:p>
@@ -15146,7 +15146,7 @@
           <w:color w:val="000000"/>
           <w:sz w:val="24"/>
         </w:rPr>
-        <w:t xml:space="preserve">  운영 비용·한계: 세 모델을 모두 학습해 학습 시간 약 17초(단일 LightGBM 약 3초)지만 배치 예측에는 충분. fold 간 편차(±0.023)가 개선 폭보다 커 통계적으로 확실한 우위는 아니며, 개별 트리 모델보다 해석이 복잡해 Permutation 중요도로 설명.</w:t>
+        <w:t xml:space="preserve">  선정 규칙: 'Test를 보기 전에 반복 CV 평균이 더 높고 15 fold 중 과반(8개 이상)에서 좋으면 교체'로 미리 정한 기준을 충족.</w:t>
       </w:r>
     </w:p>
     <w:p>
@@ -15155,114 +15155,238 @@
       </w:pPr>
       <w:r>
         <w:rPr>
-          <w:rFonts w:ascii="Canva Sans Bold" w:eastAsia="Canva Sans Bold" w:hAnsi="Canva Sans Bold" w:cs="Canva Sans Bold"/>
-          <w:b/>
-          <w:bCs/>
-          <w:color w:val="000000"/>
-          <w:sz w:val="24"/>
-        </w:rPr>
-        <w:t>혼동행렬</w:t>
-      </w:r>
-      <w:r>
-        <w:rPr>
-          <w:rFonts w:ascii="Canva Sans Bold" w:eastAsia="Canva Sans Bold" w:hAnsi="Canva Sans Bold" w:cs="Canva Sans Bold"/>
-          <w:b/>
-          <w:bCs/>
-          <w:color w:val="000000"/>
-          <w:sz w:val="24"/>
-        </w:rPr>
-        <w:t xml:space="preserve"> </w:t>
-      </w:r>
-      <w:r>
-        <w:rPr>
-          <w:rFonts w:ascii="Canva Sans Bold" w:eastAsia="Canva Sans Bold" w:hAnsi="Canva Sans Bold" w:cs="Canva Sans Bold"/>
-          <w:b/>
-          <w:bCs/>
-          <w:color w:val="000000"/>
-          <w:sz w:val="24"/>
-        </w:rPr>
-        <w:t>또는</w:t>
-      </w:r>
-      <w:r>
-        <w:rPr>
-          <w:rFonts w:ascii="Canva Sans Bold" w:eastAsia="Canva Sans Bold" w:hAnsi="Canva Sans Bold" w:cs="Canva Sans Bold"/>
-          <w:b/>
-          <w:bCs/>
-          <w:color w:val="000000"/>
-          <w:sz w:val="24"/>
-        </w:rPr>
-        <w:t xml:space="preserve"> </w:t>
-      </w:r>
-      <w:proofErr w:type="spellStart"/>
-      <w:r>
-        <w:rPr>
-          <w:rFonts w:ascii="Canva Sans Bold" w:eastAsia="Canva Sans Bold" w:hAnsi="Canva Sans Bold" w:cs="Canva Sans Bold"/>
-          <w:b/>
-          <w:bCs/>
-          <w:color w:val="000000"/>
-          <w:sz w:val="24"/>
-        </w:rPr>
-        <w:t>잔차</w:t>
-      </w:r>
-      <w:proofErr w:type="spellEnd"/>
-      <w:r>
-        <w:rPr>
-          <w:rFonts w:ascii="Canva Sans Bold" w:eastAsia="Canva Sans Bold" w:hAnsi="Canva Sans Bold" w:cs="Canva Sans Bold"/>
-          <w:b/>
-          <w:bCs/>
-          <w:color w:val="000000"/>
-          <w:sz w:val="24"/>
-        </w:rPr>
-        <w:t xml:space="preserve"> </w:t>
-      </w:r>
-      <w:r>
-        <w:rPr>
-          <w:rFonts w:ascii="Canva Sans Bold" w:eastAsia="Canva Sans Bold" w:hAnsi="Canva Sans Bold" w:cs="Canva Sans Bold"/>
-          <w:b/>
-          <w:bCs/>
-          <w:color w:val="000000"/>
-          <w:sz w:val="24"/>
-        </w:rPr>
-        <w:t>분석</w:t>
-      </w:r>
-      <w:r>
-        <w:rPr>
-          <w:rFonts w:ascii="Canva Sans Bold" w:eastAsia="Canva Sans Bold" w:hAnsi="Canva Sans Bold" w:cs="Canva Sans Bold"/>
-          <w:b/>
-          <w:bCs/>
-          <w:color w:val="000000"/>
-          <w:sz w:val="24"/>
-        </w:rPr>
-        <w:t xml:space="preserve"> </w:t>
-      </w:r>
-      <w:r>
-        <w:rPr>
-          <w:rFonts w:ascii="Canva Sans Bold" w:eastAsia="Canva Sans Bold" w:hAnsi="Canva Sans Bold" w:cs="Canva Sans Bold"/>
-          <w:b/>
-          <w:bCs/>
-          <w:color w:val="000000"/>
-          <w:sz w:val="24"/>
-        </w:rPr>
-        <w:t>결과</w:t>
-      </w:r>
-      <w:r>
-        <w:rPr>
-          <w:rFonts w:ascii="Canva Sans Bold" w:eastAsia="Canva Sans Bold" w:hAnsi="Canva Sans Bold" w:cs="Canva Sans Bold"/>
-          <w:b/>
-          <w:bCs/>
-          <w:color w:val="000000"/>
-          <w:sz w:val="24"/>
-        </w:rPr>
-        <w:t>:</w:t>
-      </w:r>
-      <w:r>
-        <w:rPr>
           <w:rFonts w:ascii="Canva Sans" w:hAnsi="Canva Sans" w:eastAsia="맑은 고딕"/>
           <w:b w:val="0"/>
           <w:color w:val="000000"/>
           <w:sz w:val="24"/>
         </w:rPr>
-        <w:t xml:space="preserve"> Test Macro F1 0.828 (95% CI 0.785 ~ 0.865), Accuracy 0.805, Macro Precision 0.845, Macro Recall 0.813. CV 추정(5-fold 0.844, 반복 0.839)보다 0.011~0.016 낮지만 Test 389건의 변동 범위(신뢰구간) 안.</w:t>
+        <w:t xml:space="preserve">  운영 비용·한계: 세 모델을 모두 학습해 학습 시간 약 9초(단일 LightGBM 약 1.5초)지만 배치 예측에는 충분. fold 간 편차(±0.023)가 개선 폭보다 커 통계적으로 확실한 우위는 아니며, 개별 트리 모델보다 해석이 복잡해 Permutation 중요도로 설명.</w:t>
+      </w:r>
+    </w:p>
+    <w:p>
+      <w:pPr>
+        <w:spacing w:after="240" w:line="336" w:lineRule="auto"/>
+        <w:jc w:val="center"/>
+      </w:pPr>
+      <w:r>
+        <w:drawing>
+          <wp:inline xmlns:a="http://schemas.openxmlformats.org/drawingml/2006/main" xmlns:pic="http://schemas.openxmlformats.org/drawingml/2006/picture">
+            <wp:extent cx="5669280" cy="1981866"/>
+            <wp:docPr id="3" name="Picture 3"/>
+            <wp:cNvGraphicFramePr>
+              <a:graphicFrameLocks noChangeAspect="1"/>
+            </wp:cNvGraphicFramePr>
+            <a:graphic>
+              <a:graphicData uri="http://schemas.openxmlformats.org/drawingml/2006/picture">
+                <pic:pic>
+                  <pic:nvPicPr>
+                    <pic:cNvPr id="0" name="Taegyeom_final_learning_curve.png"/>
+                    <pic:cNvPicPr/>
+                  </pic:nvPicPr>
+                  <pic:blipFill>
+                    <a:blip r:embed="rId9"/>
+                    <a:stretch>
+                      <a:fillRect/>
+                    </a:stretch>
+                  </pic:blipFill>
+                  <pic:spPr>
+                    <a:xfrm>
+                      <a:off x="0" y="0"/>
+                      <a:ext cx="5669280" cy="1981866"/>
+                    </a:xfrm>
+                    <a:prstGeom prst="rect"/>
+                  </pic:spPr>
+                </pic:pic>
+              </a:graphicData>
+            </a:graphic>
+          </wp:inline>
+        </w:drawing>
+      </w:r>
+    </w:p>
+    <w:p>
+      <w:pPr>
+        <w:spacing w:after="240" w:line="336" w:lineRule="auto"/>
+        <w:jc w:val="center"/>
+      </w:pPr>
+      <w:r>
+        <w:rPr>
+          <w:rFonts w:ascii="Canva Sans" w:hAnsi="Canva Sans" w:eastAsia="맑은 고딕"/>
+          <w:b w:val="0"/>
+          <w:color w:val="52514E"/>
+          <w:sz w:val="20"/>
+        </w:rPr>
+        <w:t>그림 3. 최종 모델 학습 곡선 — 학습 데이터 양에 따른 Macro F1·Log Loss (5-fold 평균 ± 표준편차)</w:t>
+      </w:r>
+    </w:p>
+    <w:p>
+      <w:pPr>
+        <w:spacing w:after="240" w:line="336" w:lineRule="auto"/>
+        <w:jc w:val="center"/>
+      </w:pPr>
+      <w:r>
+        <w:drawing>
+          <wp:inline xmlns:a="http://schemas.openxmlformats.org/drawingml/2006/main" xmlns:pic="http://schemas.openxmlformats.org/drawingml/2006/picture">
+            <wp:extent cx="5852160" cy="1633892"/>
+            <wp:docPr id="4" name="Picture 4"/>
+            <wp:cNvGraphicFramePr>
+              <a:graphicFrameLocks noChangeAspect="1"/>
+            </wp:cNvGraphicFramePr>
+            <a:graphic>
+              <a:graphicData uri="http://schemas.openxmlformats.org/drawingml/2006/picture">
+                <pic:pic>
+                  <pic:nvPicPr>
+                    <pic:cNvPr id="0" name="Taegyeom_final_loss_curve.png"/>
+                    <pic:cNvPicPr/>
+                  </pic:nvPicPr>
+                  <pic:blipFill>
+                    <a:blip r:embed="rId10"/>
+                    <a:stretch>
+                      <a:fillRect/>
+                    </a:stretch>
+                  </pic:blipFill>
+                  <pic:spPr>
+                    <a:xfrm>
+                      <a:off x="0" y="0"/>
+                      <a:ext cx="5852160" cy="1633892"/>
+                    </a:xfrm>
+                    <a:prstGeom prst="rect"/>
+                  </pic:spPr>
+                </pic:pic>
+              </a:graphicData>
+            </a:graphic>
+          </wp:inline>
+        </w:drawing>
+      </w:r>
+    </w:p>
+    <w:p>
+      <w:pPr>
+        <w:spacing w:after="240" w:line="336" w:lineRule="auto"/>
+        <w:jc w:val="center"/>
+      </w:pPr>
+      <w:r>
+        <w:rPr>
+          <w:rFonts w:ascii="Canva Sans" w:hAnsi="Canva Sans" w:eastAsia="맑은 고딕"/>
+          <w:b w:val="0"/>
+          <w:color w:val="52514E"/>
+          <w:sz w:val="20"/>
+        </w:rPr>
+        <w:t>그림 4. 구성 모델별 손실 곡선 — 트리 수(GBM은 반복 횟수)에 따른 Train/Validation Log Loss (점선 = 검증 손실 최소 지점)</w:t>
+      </w:r>
+    </w:p>
+    <w:p>
+      <w:pPr>
+        <w:spacing w:after="240" w:line="336" w:lineRule="auto"/>
+      </w:pPr>
+      <w:r>
+        <w:rPr>
+          <w:rFonts w:ascii="Canva Sans Bold" w:eastAsia="Canva Sans Bold" w:hAnsi="Canva Sans Bold" w:cs="Canva Sans Bold"/>
+          <w:b/>
+          <w:bCs/>
+          <w:color w:val="000000"/>
+          <w:sz w:val="24"/>
+        </w:rPr>
+        <w:t>혼동행렬</w:t>
+      </w:r>
+      <w:r>
+        <w:rPr>
+          <w:rFonts w:ascii="Canva Sans Bold" w:eastAsia="Canva Sans Bold" w:hAnsi="Canva Sans Bold" w:cs="Canva Sans Bold"/>
+          <w:b/>
+          <w:bCs/>
+          <w:color w:val="000000"/>
+          <w:sz w:val="24"/>
+        </w:rPr>
+        <w:t xml:space="preserve"> </w:t>
+      </w:r>
+      <w:r>
+        <w:rPr>
+          <w:rFonts w:ascii="Canva Sans Bold" w:eastAsia="Canva Sans Bold" w:hAnsi="Canva Sans Bold" w:cs="Canva Sans Bold"/>
+          <w:b/>
+          <w:bCs/>
+          <w:color w:val="000000"/>
+          <w:sz w:val="24"/>
+        </w:rPr>
+        <w:t>또는</w:t>
+      </w:r>
+      <w:r>
+        <w:rPr>
+          <w:rFonts w:ascii="Canva Sans Bold" w:eastAsia="Canva Sans Bold" w:hAnsi="Canva Sans Bold" w:cs="Canva Sans Bold"/>
+          <w:b/>
+          <w:bCs/>
+          <w:color w:val="000000"/>
+          <w:sz w:val="24"/>
+        </w:rPr>
+        <w:t xml:space="preserve"> </w:t>
+      </w:r>
+      <w:proofErr w:type="spellStart"/>
+      <w:r>
+        <w:rPr>
+          <w:rFonts w:ascii="Canva Sans Bold" w:eastAsia="Canva Sans Bold" w:hAnsi="Canva Sans Bold" w:cs="Canva Sans Bold"/>
+          <w:b/>
+          <w:bCs/>
+          <w:color w:val="000000"/>
+          <w:sz w:val="24"/>
+        </w:rPr>
+        <w:t>잔차</w:t>
+      </w:r>
+      <w:proofErr w:type="spellEnd"/>
+      <w:r>
+        <w:rPr>
+          <w:rFonts w:ascii="Canva Sans Bold" w:eastAsia="Canva Sans Bold" w:hAnsi="Canva Sans Bold" w:cs="Canva Sans Bold"/>
+          <w:b/>
+          <w:bCs/>
+          <w:color w:val="000000"/>
+          <w:sz w:val="24"/>
+        </w:rPr>
+        <w:t xml:space="preserve"> </w:t>
+      </w:r>
+      <w:r>
+        <w:rPr>
+          <w:rFonts w:ascii="Canva Sans Bold" w:eastAsia="Canva Sans Bold" w:hAnsi="Canva Sans Bold" w:cs="Canva Sans Bold"/>
+          <w:b/>
+          <w:bCs/>
+          <w:color w:val="000000"/>
+          <w:sz w:val="24"/>
+        </w:rPr>
+        <w:t>분석</w:t>
+      </w:r>
+      <w:r>
+        <w:rPr>
+          <w:rFonts w:ascii="Canva Sans Bold" w:eastAsia="Canva Sans Bold" w:hAnsi="Canva Sans Bold" w:cs="Canva Sans Bold"/>
+          <w:b/>
+          <w:bCs/>
+          <w:color w:val="000000"/>
+          <w:sz w:val="24"/>
+        </w:rPr>
+        <w:t xml:space="preserve"> </w:t>
+      </w:r>
+      <w:r>
+        <w:rPr>
+          <w:rFonts w:ascii="Canva Sans Bold" w:eastAsia="Canva Sans Bold" w:hAnsi="Canva Sans Bold" w:cs="Canva Sans Bold"/>
+          <w:b/>
+          <w:bCs/>
+          <w:color w:val="000000"/>
+          <w:sz w:val="24"/>
+        </w:rPr>
+        <w:t>결과</w:t>
+      </w:r>
+      <w:r>
+        <w:rPr>
+          <w:rFonts w:ascii="Canva Sans Bold" w:eastAsia="Canva Sans Bold" w:hAnsi="Canva Sans Bold" w:cs="Canva Sans Bold"/>
+          <w:b/>
+          <w:bCs/>
+          <w:color w:val="000000"/>
+          <w:sz w:val="24"/>
+        </w:rPr>
+        <w:t>:</w:t>
+      </w:r>
+      <w:r>
+        <w:rPr>
+          <w:rFonts w:ascii="Canva Sans" w:hAnsi="Canva Sans" w:eastAsia="맑은 고딕"/>
+          <w:b w:val="0"/>
+          <w:color w:val="000000"/>
+          <w:sz w:val="24"/>
+        </w:rPr>
+        <w:t xml:space="preserve"> Test Macro F1 0.832 (95% CI 0.790 ~ 0.869), Accuracy 0.810, Macro Precision 0.849, Macro Recall 0.818, Weighted F1 0.812, Macro ROC-AUC 0.969. CV 추정(5-fold 0.844, 반복 0.839)보다 0.007~0.012 낮지만 Test 389건의 변동 범위(신뢰구간) 안.</w:t>
       </w:r>
     </w:p>
     <w:p>
@@ -15278,7 +15402,7 @@
           <w:color w:val="000000"/>
           <w:sz w:val="24"/>
         </w:rPr>
-        <w:t xml:space="preserve">  클래스별 F1(최고 Baseline XGBoost → 최종): Dirtiness 0.818 → 0.952, K_Scratch 0.954 → 0.961, Z_Scratch 0.973 → 0.973, Stains 0.889 → 0.889, Bumps 0.722 → 0.725, Other_Faults 0.776 → 0.764, Pastry 0.585 → 0.531(최약 유형).</w:t>
+        <w:t xml:space="preserve">  클래스별 F1(최고 Baseline XGBoost → 최종): Dirtiness 0.818 → 0.952, K_Scratch 0.954 → 0.954, Z_Scratch 0.973 → 0.973, Stains 0.889 → 0.889, Bumps 0.722 → 0.742, Other_Faults 0.776 → 0.771, Pastry 0.585 → 0.545(최약 유형).</w:t>
       </w:r>
     </w:p>
     <w:p>
@@ -15294,7 +15418,7 @@
           <w:color w:val="000000"/>
           <w:sz w:val="24"/>
         </w:rPr>
-        <w:t xml:space="preserve">  오분류 76건 중 Bumps ↔ Other_Faults 35건(46%), Other_Faults ↔ Pastry 21건. 소수 유형 놓침 18건(파생변수 단계 LightGBM 14건), 오경보 11건(12건) — 샘플러 없이 가중치만 쓰는 구성이라 소수 유형을 덜 공격적으로 예측함.</w:t>
+        <w:t xml:space="preserve">  오분류 74건 중 Bumps ↔ Other_Faults 32건(43%), Other_Faults ↔ Pastry 21건. 소수 유형 놓침 17건(파생변수 단계 LightGBM 14건), 오경보 12건(12건) — 샘플러 없이 가중치만 쓰는 구성이라 소수 유형을 덜 공격적으로 예측함.</w:t>
       </w:r>
     </w:p>
     <w:p>
@@ -15307,8 +15431,8 @@
       <w:r>
         <w:drawing>
           <wp:inline xmlns:a="http://schemas.openxmlformats.org/drawingml/2006/main" xmlns:pic="http://schemas.openxmlformats.org/drawingml/2006/picture">
-            <wp:extent cx="4389120" cy="4080338"/>
-            <wp:docPr id="3" name="Picture 3"/>
+            <wp:extent cx="4389120" cy="4071196"/>
+            <wp:docPr id="5" name="Picture 5"/>
             <wp:cNvGraphicFramePr>
               <a:graphicFrameLocks noChangeAspect="1"/>
             </wp:cNvGraphicFramePr>
@@ -15320,7 +15444,7 @@
                     <pic:cNvPicPr/>
                   </pic:nvPicPr>
                   <pic:blipFill>
-                    <a:blip r:embed="rId9"/>
+                    <a:blip r:embed="rId11"/>
                     <a:stretch>
                       <a:fillRect/>
                     </a:stretch>
@@ -15328,7 +15452,7 @@
                   <pic:spPr>
                     <a:xfrm>
                       <a:off x="0" y="0"/>
-                      <a:ext cx="4389120" cy="4080338"/>
+                      <a:ext cx="4389120" cy="4071196"/>
                     </a:xfrm>
                     <a:prstGeom prst="rect"/>
                   </pic:spPr>
@@ -15353,7 +15477,7 @@
           <w:color w:val="52514E"/>
           <w:sz w:val="20"/>
         </w:rPr>
-        <w:t>그림 3. 최종 모델 Test 혼동행렬 (행 기준 %, 괄호 = 건수)</w:t>
+        <w:t>그림 5. 최종 모델 Test 혼동행렬 (행 기준 %, 괄호 = 건수)</w:t>
       </w:r>
     </w:p>
     <w:p>
@@ -15564,7 +15688,7 @@
           <w:color w:val="000000"/>
           <w:sz w:val="24"/>
         </w:rPr>
-        <w:t xml:space="preserve"> Permutation 중요도(Test Macro F1 감소량, 5회 반복): 강판 두께 0.161, 컨베이어 길이 0.115, 강종 0.091이 압도적 상위이고, 파생변수 x_center_rel이 4위(0.019), x_straightness·x_center_dist·perimeter_ratio_log도 상위 15위 안에 포함.</w:t>
+        <w:t xml:space="preserve"> Permutation 중요도(Test Macro F1 감소량, 5회 반복): 강판 두께 0.170, 컨베이어 길이 0.116, 강종 0.101이 압도적 상위이고, 파생변수 x_center_rel이 4위(0.024), compactness·perimeter_ratio_log·x_straightness도 상위 15위 안에 포함.</w:t>
       </w:r>
     </w:p>
     <w:p>
@@ -15589,8 +15713,8 @@
       <w:r>
         <w:drawing>
           <wp:inline xmlns:a="http://schemas.openxmlformats.org/drawingml/2006/main" xmlns:pic="http://schemas.openxmlformats.org/drawingml/2006/picture">
-            <wp:extent cx="4937760" cy="3130079"/>
-            <wp:docPr id="4" name="Picture 4"/>
+            <wp:extent cx="4937760" cy="3179556"/>
+            <wp:docPr id="6" name="Picture 6"/>
             <wp:cNvGraphicFramePr>
               <a:graphicFrameLocks noChangeAspect="1"/>
             </wp:cNvGraphicFramePr>
@@ -15602,7 +15726,7 @@
                     <pic:cNvPicPr/>
                   </pic:nvPicPr>
                   <pic:blipFill>
-                    <a:blip r:embed="rId10"/>
+                    <a:blip r:embed="rId12"/>
                     <a:stretch>
                       <a:fillRect/>
                     </a:stretch>
@@ -15610,7 +15734,7 @@
                   <pic:spPr>
                     <a:xfrm>
                       <a:off x="0" y="0"/>
-                      <a:ext cx="4937760" cy="3130079"/>
+                      <a:ext cx="4937760" cy="3179556"/>
                     </a:xfrm>
                     <a:prstGeom prst="rect"/>
                   </pic:spPr>
@@ -15633,7 +15757,7 @@
           <w:color w:val="52514E"/>
           <w:sz w:val="20"/>
         </w:rPr>
-        <w:t>그림 4. 최종 모델 Permutation 중요도 상위 15개 (빨강 = 파생변수)</w:t>
+        <w:t>그림 6. 최종 모델 Permutation 중요도 상위 15개 (빨강 = 파생변수)</w:t>
       </w:r>
     </w:p>
     <w:p>
@@ -16973,7 +17097,7 @@
                 <w:color w:val="000000"/>
                 <w:sz w:val="18"/>
               </w:rPr>
-              <w:t>Pastry (0.77)</w:t>
+              <w:t>Pastry (0.79)</w:t>
             </w:r>
           </w:p>
         </w:tc>
@@ -17382,7 +17506,7 @@
           <w:color w:val="000000"/>
           <w:sz w:val="24"/>
         </w:rPr>
-        <w:t xml:space="preserve">  모델 재설계·앙상블: 36개 피처에서 5개 모델(ExtraTrees 신규 포함)을 처음부터 재튜닝하고 OOF 확률로 Soft Voting·Stacking 조합 비교 → ExtraTrees + RF + GBM Soft Voting 반복 CV 0.839로 채택 (원본 26개 LGBM+XGB+GBM Soft Voting은 반복 CV 0.8265로 단일 모델과 동률이었음). Stacking은 같은 5-fold 기준 최고 0.833으로 Soft Voting(0.844)보다 낮아 미채택.</w:t>
+        <w:t xml:space="preserve">  모델 재설계·앙상블: 36개 피처에서 5개 모델(ExtraTrees 신규 포함)을 처음부터 재튜닝하고 OOF 확률로 Soft Voting·Stacking 조합 비교 → ExtraTrees + RF + GBM Soft Voting 반복 CV 0.839로 채택 (원본 26개 LGBM+XGB+GBM Soft Voting은 반복 CV 0.8265로 단일 모델과 동률이었음). Stacking은 같은 5-fold 기준 최고 0.830으로 Soft Voting(0.844)보다 낮아 미채택. ExtraTrees + GBM 2개 조합과는 성능이 같아 RF의 추가 기여는 미미.</w:t>
       </w:r>
     </w:p>
     <w:p>
@@ -17504,7 +17628,7 @@
           <w:color w:val="000000"/>
           <w:sz w:val="24"/>
         </w:rPr>
-        <w:t xml:space="preserve"> 5-fold CV 기준: 최고 Baseline 0.811(XGBoost) → 불균형 처리 0.827 → 튜닝 0.830 → 파생변수+재튜닝 0.832 → Soft Voting 0.844(+0.033). 반복 CV(5×3) 기준: 튜닝 LightGBM 0.8260 → 파생변수+재튜닝 0.8295 → Soft Voting 0.839. Test 기준: 최고 Baseline XGBoost 0.817 → 최종 0.828(+0.011), Dirtiness F1 0.818 → 0.952. 반면 Pastry F1은 0.585 → 0.531로 낮아짐. Baseline LightGBM의 Test 점수(0.837)가 최종보다 높았으나 5-fold CV 0.804 ± 0.036으로 불안정해 단일 Test 분할의 변동으로 판단</w:t>
+        <w:t xml:space="preserve"> 5-fold CV 기준: 최고 Baseline 0.811(XGBoost) → 불균형 처리 0.827 → 튜닝 0.830 → 파생변수+재튜닝 0.832 → Soft Voting 0.844(+0.033). 반복 CV(5×3) 기준: 튜닝 LightGBM 0.8260 → 파생변수+재튜닝 0.8295 → Soft Voting 0.839. Test 기준: 최고 Baseline XGBoost 0.817 → 최종 0.832(+0.016), Dirtiness F1 0.818 → 0.952. 반면 Pastry F1은 0.585 → 0.545로 낮아짐. Baseline LightGBM의 Test 점수(0.837)가 최종보다 높았으나 5-fold CV 0.804 ± 0.036으로 불안정해 단일 Test 분할의 변동으로 판단</w:t>
       </w:r>
     </w:p>
     <w:p>
@@ -17618,7 +17742,7 @@
           <w:color w:val="000000"/>
           <w:sz w:val="24"/>
         </w:rPr>
-        <w:t xml:space="preserve"> models/Taegyeom_final_model.pkl (입력: add_features 적용 34개 컬럼 → 파이프라인 내부에서 강판 맥락 2개 생성). 재학습은 notebooks/Taegyeom_08_train_final_model.ipynb로 가능. 배포 기준: CV·반복 CV Macro F1 ≥ 0.82 유지, 소수 유형 Recall ≥ 0.6, 처음 보는 강판 조건 비율과 그 오분류율을 별도 확인. 현재 성능(CV 5-fold 0.844, 반복 0.839, Test 0.828, 오분류 약 20%)을 고려해 검사자 확인을 전제로 한 보조 도구로 활용</w:t>
+        <w:t xml:space="preserve"> models/Taegyeom_final_model.pkl (입력: add_features 적용 34개 컬럼 → 파이프라인 내부에서 강판 맥락 2개 생성). 재학습은 notebooks/Taegyeom_08_train_final_model.ipynb로 가능. 배포 기준: CV·반복 CV Macro F1 ≥ 0.82 유지, 소수 유형 Recall ≥ 0.6, 처음 보는 강판 조건 비율과 그 오분류율을 별도 확인. 현재 성능(CV 5-fold 0.844, 반복 0.839, Test 0.832, 오분류 약 19%)을 고려해 검사자 확인을 전제로 한 보조 도구로 활용</w:t>
       </w:r>
     </w:p>
     <w:p>
@@ -17732,7 +17856,7 @@
           <w:color w:val="000000"/>
           <w:sz w:val="24"/>
         </w:rPr>
-        <w:t xml:space="preserve"> Bumps ↔ Other_Faults 혼동(Test 35건)이 오분류의 46% — 두 유형 전용 2단계 분류기나 구분 특화 변수 설계 필요.</w:t>
+        <w:t xml:space="preserve"> Bumps ↔ Other_Faults 혼동(Test 32건)이 오분류의 43% — 두 유형 전용 2단계 분류기나 구분 특화 변수 설계 필요.</w:t>
       </w:r>
     </w:p>
     <w:p>
@@ -17746,7 +17870,7 @@
           <w:color w:val="000000"/>
           <w:sz w:val="24"/>
         </w:rPr>
-        <w:t xml:space="preserve">  Pastry가 가장 약한 유형(Test F1 0.531)이고 최종 모델에서 소수 유형 놓침이 18건으로 파생변수 단계 LightGBM(14건)보다 많음 — Pastry 전용 형상 변수 설계, 소수 유형 확률 보정(임계값 조정)을 중첩 CV로 검증 후 적용 검토.</w:t>
+        <w:t xml:space="preserve">  Pastry가 가장 약한 유형(Test F1 0.545)이고 최종 모델에서 소수 유형 놓침이 17건으로 파생변수 단계 LightGBM(14건)보다 많음 — Pastry 전용 형상 변수 설계, 소수 유형 확률 보정(임계값 조정)을 중첩 CV로 검증 후 적용 검토.</w:t>
       </w:r>
     </w:p>
     <w:p>
@@ -17760,7 +17884,7 @@
           <w:color w:val="000000"/>
           <w:sz w:val="24"/>
         </w:rPr>
-        <w:t xml:space="preserve">  강판 조건 의존: Train에 없던 강판 조건의 결함 24건 중 8건(33%) 오분류(전체 20%) — 강판 조건 단위 분할(StratifiedGroupKFold) 검증과 신규 조건 데이터 확보 필요.</w:t>
+        <w:t xml:space="preserve">  강판 조건 의존: Train에 없던 강판 조건의 결함 24건 중 7건(29%) 오분류(전체 19%) — 강판 조건 단위 분할(StratifiedGroupKFold) 검증과 신규 조건 데이터 확보 필요.</w:t>
       </w:r>
     </w:p>
     <w:p>
@@ -18093,7 +18217,7 @@
           <w:color w:val="000000"/>
           <w:sz w:val="24"/>
         </w:rPr>
-        <w:t xml:space="preserve"> 판정 시간 단축과 판정 일관성 향상, 소수 유형(Dirtiness 등) 놓침 감소. 단, Test Macro F1 0.828(오분류 약 20%)이므로 완전 자동 판정이 아닌 보조 도구로 사용해야 하며, 처음 보는 강판 조건(두께·컨베이어 길이·강종 조합)에서는 정확도가 낮아질 수 있음</w:t>
+        <w:t xml:space="preserve"> 판정 시간 단축과 판정 일관성 향상, 소수 유형(Dirtiness 등) 놓침 감소. 단, Test Macro F1 0.832(오분류 약 19%)이므로 완전 자동 판정이 아닌 보조 도구로 사용해야 하며, 처음 보는 강판 조건(두께·컨베이어 길이·강종 조합)에서는 정확도가 낮아질 수 있음</w:t>
       </w:r>
     </w:p>
     <w:p>

--- a/docs/Taegyeom_모델링_프로젝트_보고서.docx
+++ b/docs/Taegyeom_모델링_프로젝트_보고서.docx
@@ -11422,7 +11422,7 @@
           <w:color w:val="000000"/>
           <w:sz w:val="24"/>
         </w:rPr>
-        <w:t xml:space="preserve"> Python 3.13(클라우드 실행) / 팀 환경 Python 3.14(uv), pandas 3.0, scikit-learn 1.9.1, imbalanced-learn 0.14.2, LightGBM 4.7.0, XGBoost 3.4.1, matplotlib, Jupyter Notebook. 2코어 CPU에서 joblib 병렬 실행. 앙상블·최종 평가 단계(06~08번 노트북)와 Baseline의 수치는 팀 환경(Windows, Python 3.14) 실행 결과이며, 불균형 처리·튜닝·파생변수 단계(03~05번)는 저장된 결과(클라우드 Linux 실행)를 사용. 운영체제·라이브러리 빌드 차이로 소수점 넷째 자리가 달라질 수 있음(예: 최종 모델 반복 CV Windows 0.8389 / Linux 0.8395)</w:t>
+        <w:t xml:space="preserve"> Python 3.13(클라우드 실행) / 팀 환경 Python 3.14(uv), pandas 3.0, scikit-learn 1.9.1, imbalanced-learn 0.14.2, LightGBM 4.7.0, XGBoost 3.4.1, matplotlib, Jupyter Notebook. 2코어 CPU에서 joblib 병렬 실행. 최종 모델의 CV·Test 수치(5-fold 0.844, 반복 0.839, Test 0.832)는 팀 환경(Windows, Python 3.14)에서 재학습한 결과이며, 나머지 단계 수치는 클라우드(Linux) 실행 결과. 운영체제·라이브러리 빌드 차이로 소수점 넷째 자리가 달라질 수 있음(예: 최종 모델 반복 CV Windows 0.8389 / Linux 0.8395)</w:t>
       </w:r>
     </w:p>
     <w:p>
@@ -12265,7 +12265,7 @@
           <w:color w:val="000000"/>
           <w:sz w:val="24"/>
         </w:rPr>
-        <w:t xml:space="preserve"> Baseline 5-fold 0.796 ± 0.011(fold 간 편차 최소) → 클래스 가중치 α=1 0.810(5-fold) → 원본 26개 튜닝 반복 CV 0.8207 → 파생변수 36개 재튜닝 반복 CV 0.834(단일 모델 중 최고). 이후 ExtraTrees·RF와 Soft Voting으로 결합</w:t>
+        <w:t xml:space="preserve"> Baseline 5-fold 0.796 ± 0.010(fold 간 편차 최소) → 클래스 가중치 α=1 0.810(5-fold) → 원본 26개 튜닝 반복 CV 0.8207 → 파생변수 36개 재튜닝 반복 CV 0.8355(단일 모델 중 최고). 이후 ExtraTrees·RF와 Soft Voting으로 결합</w:t>
       </w:r>
     </w:p>
     <w:p>
@@ -12402,7 +12402,7 @@
           <w:color w:val="000000"/>
           <w:sz w:val="24"/>
         </w:rPr>
-        <w:t xml:space="preserve"> 36개 피처에서 LightGBM·XGBoost·ExtraTrees·RF·GBM 5개 모델을 처음부터 다시 튜닝한 뒤 OOF 확률로 앙상블 조합을 비교. 배깅 계열(ExtraTrees·RF)과 Boosting 계열(GBM)은 오류 패턴이 달라 확률을 평균하면 서로의 실수를 보완하며(다양성 효과), 반복 CV 평균이 후보 중 가장 높음. 단, ExtraTrees + GBM 2개 조합도 사실상 같은 성능(반복 CV 0.8391, 차이 0.0002)으로 향상의 대부분은 ExtraTrees·GBM 조합에서 나오며 RF의 추가 기여는 미미함(실행 환경에 따라 두 조합의 순위가 바뀔 정도). 팀 공통 필수 모델인 GBM은 sample_weight 래퍼(BalancedWeightClassifier)로 클래스 가중치를 적용해 구성원으로 포함</w:t>
+        <w:t xml:space="preserve"> 36개 피처에서 LightGBM·XGBoost·ExtraTrees·RF·GBM 5개 모델을 처음부터 다시 튜닝한 뒤 OOF 확률로 앙상블 조합을 비교. 배깅 계열(ExtraTrees·RF)과 Boosting 계열(GBM)은 오류 패턴이 달라 확률을 평균하면 서로의 실수를 보완하며(다양성 효과), 반복 CV 평균이 후보 중 가장 높음. 팀 공통 필수 모델인 GBM은 sample_weight 래퍼(BalancedWeightClassifier)로 클래스 가중치를 적용해 구성원으로 포함</w:t>
       </w:r>
     </w:p>
     <w:p>
@@ -12572,7 +12572,7 @@
           <w:color w:val="000000"/>
           <w:sz w:val="24"/>
         </w:rPr>
-        <w:t xml:space="preserve"> 팀 공통 5-fold CV Macro F1 0.844 ± 0.019(Macro Precision 0.864, Macro Recall 0.831, Accuracy 0.818, Macro ROC-AUC 0.972), 반복 CV(5×3) 평균 0.839 ± 0.023(Macro Recall 0.827) — 반복 CV 기준 단일 GBM 0.834, ExtraTrees 0.814, RF 0.811보다 높고, 파생변수 단계 최고 LightGBM(36개, 0.8295) 대비 +0.009(15 fold 중 10개 개선). Stacking(로지스틱 회귀 메타 모델)과는 같은 5-fold 기준으로 비교해 Soft Voting 0.844 &gt; Stacking 최고 0.830. Test Macro F1 0.832</w:t>
+        <w:t xml:space="preserve"> 팀 공통 5-fold CV Macro F1 0.844 ± 0.019(Macro Precision 0.864, Macro Recall 0.831, Accuracy 0.818, Macro ROC-AUC 0.972), 반복 CV(5×3) 평균 0.839 ± 0.023(Macro Recall 0.827) — 반복 CV 기준 단일 GBM 0.8355, ExtraTrees 0.8144, RF 0.8113보다 높고, 파생변수 단계 최고 LightGBM(36개, 0.8295) 대비 +0.009(15 fold 중 11개 개선). Stacking(로지스틱 회귀 메타 모델)과는 같은 5-fold 기준으로 비교해 Soft Voting 0.844 &gt; Stacking 최고 0.833. Test Macro F1 0.832</w:t>
       </w:r>
     </w:p>
     <w:p>
@@ -13958,7 +13958,7 @@
                 <w:color w:val="000000"/>
                 <w:sz w:val="18"/>
               </w:rPr>
-              <w:t>3.1초</w:t>
+              <w:t>3.0초</w:t>
             </w:r>
           </w:p>
         </w:tc>
@@ -14280,7 +14280,7 @@
                 <w:color w:val="000000"/>
                 <w:sz w:val="18"/>
               </w:rPr>
-              <w:t>0.6초</w:t>
+              <w:t>0.5초</w:t>
             </w:r>
           </w:p>
         </w:tc>
@@ -14602,7 +14602,7 @@
                 <w:color w:val="000000"/>
                 <w:sz w:val="18"/>
               </w:rPr>
-              <w:t>1.6초</w:t>
+              <w:t>1.5초</w:t>
             </w:r>
           </w:p>
         </w:tc>
@@ -14763,7 +14763,7 @@
                 <w:color w:val="000000"/>
                 <w:sz w:val="18"/>
               </w:rPr>
-              <w:t>9.5초</w:t>
+              <w:t>9.3초</w:t>
             </w:r>
           </w:p>
         </w:tc>
@@ -14861,7 +14861,7 @@
           <w:color w:val="000000"/>
           <w:sz w:val="24"/>
         </w:rPr>
-        <w:t xml:space="preserve"> 검증 지표 = Train 내부 CV Macro F1 — 팀 공통 기준 5-fold 평균, 괄호는 상위 후보만 추가 계산한 반복 층화 CV(5×3) 평균. 비교표와 6장 수치는 팀 환경(Windows)에서 07번 노트북을 실행한 결과. 튜닝 모델의 5-fold 값은 여러 설정 중 최고를 고른 값이라 다소 낙관적이므로, 상위 후보 간 최종 판단은 반복 CV 평균으로 함. 테스트 지표 = Test Macro F1. 학습 시간은 팀 환경 PC에서 Train 전체 1회 학습. 보조로 Accuracy·Macro Precision/Recall·Weighted F1·Macro ROC-AUC를 notebooks/Taegyeom_07_final_evaluation.ipynb에 수록</w:t>
+        <w:t xml:space="preserve"> 검증 지표 = Train 내부 CV Macro F1 — 팀 공통 기준 5-fold 평균, 괄호는 상위 후보만 추가 계산한 반복 층화 CV(5×3) 평균. 최종 모델 검증·테스트 지표와 6장 Test 상세 수치는 팀 환경(Windows) 재학습 결과. 튜닝 모델의 5-fold 값은 여러 설정 중 최고를 고른 값이라 다소 낙관적이므로, 상위 후보 간 최종 판단은 반복 CV 평균으로 함. 테스트 지표 = Test Macro F1. 학습 시간은 팀 환경 PC에서 Train 전체 1회 학습. 보조로 Accuracy·Macro Precision/Recall·Weighted F1·Macro ROC-AUC를 notebooks/Taegyeom_07_final_evaluation.ipynb에 수록</w:t>
       </w:r>
     </w:p>
     <w:p>
@@ -15104,7 +15104,7 @@
           <w:color w:val="000000"/>
           <w:sz w:val="24"/>
         </w:rPr>
-        <w:t xml:space="preserve"> 성능: 팀 공통 5-fold 0.844, 반복 CV(5×3) 평균 0.839로 두 기준 모두 후보 중 최고. 파생변수 단계 최고 LightGBM(36개, 0.8295) 대비 +0.009, 15 fold 중 10개에서 더 높음.</w:t>
+        <w:t xml:space="preserve"> 성능: 팀 공통 5-fold 0.844, 반복 CV(5×3) 평균 0.839로 두 기준 모두 후보 중 최고. 파생변수 단계 최고 LightGBM(36개, 0.8295) 대비 +0.009, 15 fold 중 11개에서 더 높음.</w:t>
       </w:r>
     </w:p>
     <w:p>
@@ -15118,7 +15118,7 @@
           <w:color w:val="000000"/>
           <w:sz w:val="24"/>
         </w:rPr>
-        <w:t xml:space="preserve">  과적합 점검(5-fold): 세 구성 모델과 앙상블 모두 학습 fold Macro F1 1.000, 검증 fold 0.844(Gap 0.156, 구성 모델 0.160~0.188보다 작음). 학습 곡선(그림 3)에서 학습 데이터를 20% → 100%로 늘리면 검증 Macro F1이 0.743 → 0.844로, 검증 Log Loss가 0.691 → 0.483으로 계속 개선되고 Gap은 0.257 → 0.156으로 줄어, 검증 성능이 떨어지는 해로운 과적합이 아니라 데이터가 늘면 더 좋아질 여지가 있는 분산이 큰 상태로 판단. CV 0.844와 Test 0.832의 차이(0.012)도 신뢰구간 안.</w:t>
+        <w:t xml:space="preserve">  과적합 점검(5-fold): 세 구성 모델과 앙상블 모두 학습 fold Macro F1 1.000, 검증 fold 0.844(Gap 0.156, 구성 모델 0.162~0.188보다 작음). 학습 곡선에서 학습 데이터를 30% → 100%로 늘리면 검증 점수가 0.767 → 0.844로 계속 오르고 Gap은 0.233 → 0.156으로 줄어, 검증 성능이 떨어지는 해로운 과적합이 아니라 데이터가 늘면 더 좋아질 여지가 있는 분산이 큰 상태로 판단. CV 0.844와 Test 0.832의 차이(0.012)도 신뢰구간 안.</w:t>
       </w:r>
     </w:p>
     <w:p>
@@ -15132,7 +15132,7 @@
           <w:color w:val="000000"/>
           <w:sz w:val="24"/>
         </w:rPr>
-        <w:t xml:space="preserve">  손실 곡선(그림 4): ExtraTrees·RF는 트리 수를 늘려도 검증 손실이 다시 오르지 않음. GBM은 검증 Log Loss가 86회 반복에서 최소(0.512) 후 240회에서 0.625로 올라 확률을 과신하는 과적합 신호가 있으나, 검증 Macro F1은 0.828 → 0.840으로 계속 올라 분류 성능은 유지(튜닝을 Macro F1 기준으로 해 240회 선택). 세 모델 확률을 평균한 앙상블의 검증 Log Loss(0.483)는 어느 구성 모델(0.56~0.63)보다 낮아 앙상블이 과신을 완화함.</w:t>
+        <w:t xml:space="preserve">  선정 규칙: 'Test를 보기 전에 반복 CV 평균이 더 높고 15 fold 중 과반(8개 이상)에서 좋으면 교체'로 미리 정한 기준을 충족.</w:t>
       </w:r>
     </w:p>
     <w:p>
@@ -15146,131 +15146,7 @@
           <w:color w:val="000000"/>
           <w:sz w:val="24"/>
         </w:rPr>
-        <w:t xml:space="preserve">  선정 규칙: 'Test를 보기 전에 반복 CV 평균이 더 높고 15 fold 중 과반(8개 이상)에서 좋으면 교체'로 미리 정한 기준을 충족.</w:t>
-      </w:r>
-    </w:p>
-    <w:p>
-      <w:pPr>
-        <w:spacing w:after="240" w:line="336" w:lineRule="auto"/>
-      </w:pPr>
-      <w:r>
-        <w:rPr>
-          <w:rFonts w:ascii="Canva Sans" w:hAnsi="Canva Sans" w:eastAsia="맑은 고딕"/>
-          <w:b w:val="0"/>
-          <w:color w:val="000000"/>
-          <w:sz w:val="24"/>
-        </w:rPr>
         <w:t xml:space="preserve">  운영 비용·한계: 세 모델을 모두 학습해 학습 시간 약 9초(단일 LightGBM 약 1.5초)지만 배치 예측에는 충분. fold 간 편차(±0.023)가 개선 폭보다 커 통계적으로 확실한 우위는 아니며, 개별 트리 모델보다 해석이 복잡해 Permutation 중요도로 설명.</w:t>
-      </w:r>
-    </w:p>
-    <w:p>
-      <w:pPr>
-        <w:spacing w:after="240" w:line="336" w:lineRule="auto"/>
-        <w:jc w:val="center"/>
-      </w:pPr>
-      <w:r>
-        <w:drawing>
-          <wp:inline xmlns:a="http://schemas.openxmlformats.org/drawingml/2006/main" xmlns:pic="http://schemas.openxmlformats.org/drawingml/2006/picture">
-            <wp:extent cx="5669280" cy="1981866"/>
-            <wp:docPr id="3" name="Picture 3"/>
-            <wp:cNvGraphicFramePr>
-              <a:graphicFrameLocks noChangeAspect="1"/>
-            </wp:cNvGraphicFramePr>
-            <a:graphic>
-              <a:graphicData uri="http://schemas.openxmlformats.org/drawingml/2006/picture">
-                <pic:pic>
-                  <pic:nvPicPr>
-                    <pic:cNvPr id="0" name="Taegyeom_final_learning_curve.png"/>
-                    <pic:cNvPicPr/>
-                  </pic:nvPicPr>
-                  <pic:blipFill>
-                    <a:blip r:embed="rId9"/>
-                    <a:stretch>
-                      <a:fillRect/>
-                    </a:stretch>
-                  </pic:blipFill>
-                  <pic:spPr>
-                    <a:xfrm>
-                      <a:off x="0" y="0"/>
-                      <a:ext cx="5669280" cy="1981866"/>
-                    </a:xfrm>
-                    <a:prstGeom prst="rect"/>
-                  </pic:spPr>
-                </pic:pic>
-              </a:graphicData>
-            </a:graphic>
-          </wp:inline>
-        </w:drawing>
-      </w:r>
-    </w:p>
-    <w:p>
-      <w:pPr>
-        <w:spacing w:after="240" w:line="336" w:lineRule="auto"/>
-        <w:jc w:val="center"/>
-      </w:pPr>
-      <w:r>
-        <w:rPr>
-          <w:rFonts w:ascii="Canva Sans" w:hAnsi="Canva Sans" w:eastAsia="맑은 고딕"/>
-          <w:b w:val="0"/>
-          <w:color w:val="52514E"/>
-          <w:sz w:val="20"/>
-        </w:rPr>
-        <w:t>그림 3. 최종 모델 학습 곡선 — 학습 데이터 양에 따른 Macro F1·Log Loss (5-fold 평균 ± 표준편차)</w:t>
-      </w:r>
-    </w:p>
-    <w:p>
-      <w:pPr>
-        <w:spacing w:after="240" w:line="336" w:lineRule="auto"/>
-        <w:jc w:val="center"/>
-      </w:pPr>
-      <w:r>
-        <w:drawing>
-          <wp:inline xmlns:a="http://schemas.openxmlformats.org/drawingml/2006/main" xmlns:pic="http://schemas.openxmlformats.org/drawingml/2006/picture">
-            <wp:extent cx="5852160" cy="1633892"/>
-            <wp:docPr id="4" name="Picture 4"/>
-            <wp:cNvGraphicFramePr>
-              <a:graphicFrameLocks noChangeAspect="1"/>
-            </wp:cNvGraphicFramePr>
-            <a:graphic>
-              <a:graphicData uri="http://schemas.openxmlformats.org/drawingml/2006/picture">
-                <pic:pic>
-                  <pic:nvPicPr>
-                    <pic:cNvPr id="0" name="Taegyeom_final_loss_curve.png"/>
-                    <pic:cNvPicPr/>
-                  </pic:nvPicPr>
-                  <pic:blipFill>
-                    <a:blip r:embed="rId10"/>
-                    <a:stretch>
-                      <a:fillRect/>
-                    </a:stretch>
-                  </pic:blipFill>
-                  <pic:spPr>
-                    <a:xfrm>
-                      <a:off x="0" y="0"/>
-                      <a:ext cx="5852160" cy="1633892"/>
-                    </a:xfrm>
-                    <a:prstGeom prst="rect"/>
-                  </pic:spPr>
-                </pic:pic>
-              </a:graphicData>
-            </a:graphic>
-          </wp:inline>
-        </w:drawing>
-      </w:r>
-    </w:p>
-    <w:p>
-      <w:pPr>
-        <w:spacing w:after="240" w:line="336" w:lineRule="auto"/>
-        <w:jc w:val="center"/>
-      </w:pPr>
-      <w:r>
-        <w:rPr>
-          <w:rFonts w:ascii="Canva Sans" w:hAnsi="Canva Sans" w:eastAsia="맑은 고딕"/>
-          <w:b w:val="0"/>
-          <w:color w:val="52514E"/>
-          <w:sz w:val="20"/>
-        </w:rPr>
-        <w:t>그림 4. 구성 모델별 손실 곡선 — 트리 수(GBM은 반복 횟수)에 따른 Train/Validation Log Loss (점선 = 검증 손실 최소 지점)</w:t>
       </w:r>
     </w:p>
     <w:p>
@@ -15432,7 +15308,7 @@
         <w:drawing>
           <wp:inline xmlns:a="http://schemas.openxmlformats.org/drawingml/2006/main" xmlns:pic="http://schemas.openxmlformats.org/drawingml/2006/picture">
             <wp:extent cx="4389120" cy="4071196"/>
-            <wp:docPr id="5" name="Picture 5"/>
+            <wp:docPr id="3" name="Picture 3"/>
             <wp:cNvGraphicFramePr>
               <a:graphicFrameLocks noChangeAspect="1"/>
             </wp:cNvGraphicFramePr>
@@ -15444,7 +15320,7 @@
                     <pic:cNvPicPr/>
                   </pic:nvPicPr>
                   <pic:blipFill>
-                    <a:blip r:embed="rId11"/>
+                    <a:blip r:embed="rId9"/>
                     <a:stretch>
                       <a:fillRect/>
                     </a:stretch>
@@ -15477,7 +15353,7 @@
           <w:color w:val="52514E"/>
           <w:sz w:val="20"/>
         </w:rPr>
-        <w:t>그림 5. 최종 모델 Test 혼동행렬 (행 기준 %, 괄호 = 건수)</w:t>
+        <w:t>그림 3. 최종 모델 Test 혼동행렬 (행 기준 %, 괄호 = 건수)</w:t>
       </w:r>
     </w:p>
     <w:p>
@@ -15714,7 +15590,7 @@
         <w:drawing>
           <wp:inline xmlns:a="http://schemas.openxmlformats.org/drawingml/2006/main" xmlns:pic="http://schemas.openxmlformats.org/drawingml/2006/picture">
             <wp:extent cx="4937760" cy="3179556"/>
-            <wp:docPr id="6" name="Picture 6"/>
+            <wp:docPr id="4" name="Picture 4"/>
             <wp:cNvGraphicFramePr>
               <a:graphicFrameLocks noChangeAspect="1"/>
             </wp:cNvGraphicFramePr>
@@ -15726,7 +15602,7 @@
                     <pic:cNvPicPr/>
                   </pic:nvPicPr>
                   <pic:blipFill>
-                    <a:blip r:embed="rId12"/>
+                    <a:blip r:embed="rId10"/>
                     <a:stretch>
                       <a:fillRect/>
                     </a:stretch>
@@ -15757,7 +15633,7 @@
           <w:color w:val="52514E"/>
           <w:sz w:val="20"/>
         </w:rPr>
-        <w:t>그림 6. 최종 모델 Permutation 중요도 상위 15개 (빨강 = 파생변수)</w:t>
+        <w:t>그림 4. 최종 모델 Permutation 중요도 상위 15개 (빨강 = 파생변수)</w:t>
       </w:r>
     </w:p>
     <w:p>
@@ -17506,7 +17382,7 @@
           <w:color w:val="000000"/>
           <w:sz w:val="24"/>
         </w:rPr>
-        <w:t xml:space="preserve">  모델 재설계·앙상블: 36개 피처에서 5개 모델(ExtraTrees 신규 포함)을 처음부터 재튜닝하고 OOF 확률로 Soft Voting·Stacking 조합 비교 → ExtraTrees + RF + GBM Soft Voting 반복 CV 0.839로 채택 (원본 26개 LGBM+XGB+GBM Soft Voting은 반복 CV 0.8265로 단일 모델과 동률이었음). Stacking은 같은 5-fold 기준 최고 0.830으로 Soft Voting(0.844)보다 낮아 미채택. ExtraTrees + GBM 2개 조합과는 성능이 같아 RF의 추가 기여는 미미.</w:t>
+        <w:t xml:space="preserve">  모델 재설계·앙상블: 36개 피처에서 5개 모델(ExtraTrees 신규 포함)을 처음부터 재튜닝하고 OOF 확률로 Soft Voting·Stacking 조합 비교 → ExtraTrees + RF + GBM Soft Voting 반복 CV 0.839로 채택 (원본 26개 LGBM+XGB+GBM Soft Voting은 반복 CV 0.8265로 단일 모델과 동률이었음). Stacking은 같은 5-fold 기준 최고 0.833으로 Soft Voting(0.844)보다 낮아 미채택.</w:t>
       </w:r>
     </w:p>
     <w:p>
